--- a/Base Application/Inventory/Reports/InventoryOrderDetails.docx
+++ b/Base Application/Inventory/Reports/InventoryOrderDetails.docx
@@ -26,7 +26,7 @@
       <w:tr>
         <w:trPr>
           <w:cnfStyle w:val="100000000000" w:firstRow="1" w:lastRow="0" w:firstColumn="0" w:lastColumn="0" w:oddVBand="0" w:evenVBand="0" w:oddHBand="0" w:evenHBand="0" w:firstRowFirstColumn="0" w:firstRowLastColumn="0" w:lastRowFirstColumn="0" w:lastRowLastColumn="0"/>
-          <w:trHeight w:hRule="exact" w:val="454"/>
+          <w:trHeight w:val="454" w:hRule="exact"/>
         </w:trPr>
         <w:sdt>
           <w:sdtPr>
@@ -36,12 +36,12 @@
               <w:szCs w:val="16"/>
             </w:rPr>
             <w:alias w:val="#Nav: /Labels/SalesLineDocumentNoCaption"/>
-            <w:tag w:val="#Nav: FS_YSR_InventoryOrderDetails/50002"/>
+            <w:tag w:val="#Nav: Inventory_Order_Details/708"/>
             <w:id w:val="-990016041"/>
             <w:placeholder>
               <w:docPart w:val="DefaultPlaceholder_-1854013440"/>
             </w:placeholder>
-            <w:dataBinding w:prefixMappings="xmlns:ns0='urn:microsoft-dynamics-nav/reports/FS_YSR_InventoryOrderDetails/50002/'" w:xpath="/ns0:NavWordReportXmlPart[1]/ns0:Labels[1]/ns0:SalesLineDocumentNoCaption[1]" w:storeItemID="{41F0B0A1-695E-455D-A698-2031F8AD232A}"/>
+            <w:dataBinding w:prefixMappings="xmlns:ns0='urn:microsoft-dynamics-nav/reports/Inventory_Order_Details/708/'" w:xpath="/ns0:NavWordReportXmlPart[1]/ns0:Labels[1]/ns0:SalesLineDocumentNoCaption[1]" w:storeItemID="{41F0B0A1-695E-455D-A698-2031F8AD232A}"/>
             <w:text/>
           </w:sdtPr>
           <w:sdtContent>
@@ -88,12 +88,12 @@
               <w:szCs w:val="16"/>
             </w:rPr>
             <w:alias w:val="#Nav: /Labels/SalesHeaderBilltoNameCaption"/>
-            <w:tag w:val="#Nav: FS_YSR_InventoryOrderDetails/50002"/>
+            <w:tag w:val="#Nav: Inventory_Order_Details/708"/>
             <w:id w:val="-548448623"/>
             <w:placeholder>
               <w:docPart w:val="DefaultPlaceholder_-1854013440"/>
             </w:placeholder>
-            <w:dataBinding w:prefixMappings="xmlns:ns0='urn:microsoft-dynamics-nav/reports/FS_YSR_InventoryOrderDetails/50002/'" w:xpath="/ns0:NavWordReportXmlPart[1]/ns0:Labels[1]/ns0:SalesHeaderBilltoNameCaption[1]" w:storeItemID="{41F0B0A1-695E-455D-A698-2031F8AD232A}"/>
+            <w:dataBinding w:prefixMappings="xmlns:ns0='urn:microsoft-dynamics-nav/reports/Inventory_Order_Details/708/'" w:xpath="/ns0:NavWordReportXmlPart[1]/ns0:Labels[1]/ns0:SalesHeaderBilltoNameCaption[1]" w:storeItemID="{41F0B0A1-695E-455D-A698-2031F8AD232A}"/>
             <w:text/>
           </w:sdtPr>
           <w:sdtContent>
@@ -142,12 +142,12 @@
               <w:szCs w:val="16"/>
             </w:rPr>
             <w:alias w:val="#Nav: /Labels/ShipmentDateLabel"/>
-            <w:tag w:val="#Nav: FS_YSR_InventoryOrderDetails/50002"/>
+            <w:tag w:val="#Nav: Inventory_Order_Details/708"/>
             <w:id w:val="-380327045"/>
             <w:placeholder>
               <w:docPart w:val="DefaultPlaceholder_-1854013440"/>
             </w:placeholder>
-            <w:dataBinding w:prefixMappings="xmlns:ns0='urn:microsoft-dynamics-nav/reports/FS_YSR_InventoryOrderDetails/50002/'" w:xpath="/ns0:NavWordReportXmlPart[1]/ns0:Labels[1]/ns0:ShipmentDateLabel[1]" w:storeItemID="{41F0B0A1-695E-455D-A698-2031F8AD232A}"/>
+            <w:dataBinding w:prefixMappings="xmlns:ns0='urn:microsoft-dynamics-nav/reports/Inventory_Order_Details/708/'" w:xpath="/ns0:NavWordReportXmlPart[1]/ns0:Labels[1]/ns0:ShipmentDateLabel[1]" w:storeItemID="{41F0B0A1-695E-455D-A698-2031F8AD232A}"/>
             <w:text/>
           </w:sdtPr>
           <w:sdtContent>
@@ -196,12 +196,12 @@
               <w:szCs w:val="16"/>
             </w:rPr>
             <w:alias w:val="#Nav: /Labels/Quantity_SalesLineCaption"/>
-            <w:tag w:val="#Nav: FS_YSR_InventoryOrderDetails/50002"/>
+            <w:tag w:val="#Nav: Inventory_Order_Details/708"/>
             <w:id w:val="-1991468977"/>
             <w:placeholder>
               <w:docPart w:val="DefaultPlaceholder_-1854013440"/>
             </w:placeholder>
-            <w:dataBinding w:prefixMappings="xmlns:ns0='urn:microsoft-dynamics-nav/reports/FS_YSR_InventoryOrderDetails/50002/'" w:xpath="/ns0:NavWordReportXmlPart[1]/ns0:Labels[1]/ns0:Quantity_SalesLineCaption[1]" w:storeItemID="{41F0B0A1-695E-455D-A698-2031F8AD232A}"/>
+            <w:dataBinding w:prefixMappings="xmlns:ns0='urn:microsoft-dynamics-nav/reports/Inventory_Order_Details/708/'" w:xpath="/ns0:NavWordReportXmlPart[1]/ns0:Labels[1]/ns0:Quantity_SalesLineCaption[1]" w:storeItemID="{41F0B0A1-695E-455D-A698-2031F8AD232A}"/>
             <w:text/>
           </w:sdtPr>
           <w:sdtContent>
@@ -251,12 +251,12 @@
               <w:szCs w:val="16"/>
             </w:rPr>
             <w:alias w:val="#Nav: /Labels/OutstandingQty_SalesLineCaption"/>
-            <w:tag w:val="#Nav: FS_YSR_InventoryOrderDetails/50002"/>
+            <w:tag w:val="#Nav: Inventory_Order_Details/708"/>
             <w:id w:val="-1259203376"/>
             <w:placeholder>
               <w:docPart w:val="DefaultPlaceholder_-1854013440"/>
             </w:placeholder>
-            <w:dataBinding w:prefixMappings="xmlns:ns0='urn:microsoft-dynamics-nav/reports/FS_YSR_InventoryOrderDetails/50002/'" w:xpath="/ns0:NavWordReportXmlPart[1]/ns0:Labels[1]/ns0:OutstandingQty_SalesLineCaption[1]" w:storeItemID="{41F0B0A1-695E-455D-A698-2031F8AD232A}"/>
+            <w:dataBinding w:prefixMappings="xmlns:ns0='urn:microsoft-dynamics-nav/reports/Inventory_Order_Details/708/'" w:xpath="/ns0:NavWordReportXmlPart[1]/ns0:Labels[1]/ns0:OutstandingQty_SalesLineCaption[1]" w:storeItemID="{41F0B0A1-695E-455D-A698-2031F8AD232A}"/>
             <w:text/>
           </w:sdtPr>
           <w:sdtContent>
@@ -307,12 +307,12 @@
               <w:szCs w:val="16"/>
             </w:rPr>
             <w:alias w:val="#Nav: /Labels/BackOrderQtyLabel"/>
-            <w:tag w:val="#Nav: FS_YSR_InventoryOrderDetails/50002"/>
+            <w:tag w:val="#Nav: Inventory_Order_Details/708"/>
             <w:id w:val="746544071"/>
             <w:placeholder>
               <w:docPart w:val="DefaultPlaceholder_-1854013440"/>
             </w:placeholder>
-            <w:dataBinding w:prefixMappings="xmlns:ns0='urn:microsoft-dynamics-nav/reports/FS_YSR_InventoryOrderDetails/50002/'" w:xpath="/ns0:NavWordReportXmlPart[1]/ns0:Labels[1]/ns0:BackOrderQtyLabel[1]" w:storeItemID="{41F0B0A1-695E-455D-A698-2031F8AD232A}"/>
+            <w:dataBinding w:prefixMappings="xmlns:ns0='urn:microsoft-dynamics-nav/reports/Inventory_Order_Details/708/'" w:xpath="/ns0:NavWordReportXmlPart[1]/ns0:Labels[1]/ns0:BackOrderQtyLabel[1]" w:storeItemID="{41F0B0A1-695E-455D-A698-2031F8AD232A}"/>
             <w:text/>
           </w:sdtPr>
           <w:sdtContent>
@@ -362,12 +362,12 @@
               <w:szCs w:val="16"/>
             </w:rPr>
             <w:alias w:val="#Nav: /Labels/SalesLineUnitPriceCaption"/>
-            <w:tag w:val="#Nav: FS_YSR_InventoryOrderDetails/50002"/>
+            <w:tag w:val="#Nav: Inventory_Order_Details/708"/>
             <w:id w:val="-802001918"/>
             <w:placeholder>
               <w:docPart w:val="DefaultPlaceholder_-1854013440"/>
             </w:placeholder>
-            <w:dataBinding w:prefixMappings="xmlns:ns0='urn:microsoft-dynamics-nav/reports/FS_YSR_InventoryOrderDetails/50002/'" w:xpath="/ns0:NavWordReportXmlPart[1]/ns0:Labels[1]/ns0:SalesLineUnitPriceCaption[1]" w:storeItemID="{41F0B0A1-695E-455D-A698-2031F8AD232A}"/>
+            <w:dataBinding w:prefixMappings="xmlns:ns0='urn:microsoft-dynamics-nav/reports/Inventory_Order_Details/708/'" w:xpath="/ns0:NavWordReportXmlPart[1]/ns0:Labels[1]/ns0:SalesLineUnitPriceCaption[1]" w:storeItemID="{41F0B0A1-695E-455D-A698-2031F8AD232A}"/>
             <w:text/>
           </w:sdtPr>
           <w:sdtContent>
@@ -417,12 +417,12 @@
               <w:szCs w:val="16"/>
             </w:rPr>
             <w:alias w:val="#Nav: /Labels/SalesLineLineDiscountCaption"/>
-            <w:tag w:val="#Nav: FS_YSR_InventoryOrderDetails/50002"/>
+            <w:tag w:val="#Nav: Inventory_Order_Details/708"/>
             <w:id w:val="1808657449"/>
             <w:placeholder>
               <w:docPart w:val="DefaultPlaceholder_-1854013440"/>
             </w:placeholder>
-            <w:dataBinding w:prefixMappings="xmlns:ns0='urn:microsoft-dynamics-nav/reports/FS_YSR_InventoryOrderDetails/50002/'" w:xpath="/ns0:NavWordReportXmlPart[1]/ns0:Labels[1]/ns0:SalesLineLineDiscountCaption[1]" w:storeItemID="{41F0B0A1-695E-455D-A698-2031F8AD232A}"/>
+            <w:dataBinding w:prefixMappings="xmlns:ns0='urn:microsoft-dynamics-nav/reports/Inventory_Order_Details/708/'" w:xpath="/ns0:NavWordReportXmlPart[1]/ns0:Labels[1]/ns0:SalesLineLineDiscountCaption[1]" w:storeItemID="{41F0B0A1-695E-455D-A698-2031F8AD232A}"/>
             <w:text/>
           </w:sdtPr>
           <w:sdtContent>
@@ -472,12 +472,12 @@
               <w:szCs w:val="16"/>
             </w:rPr>
             <w:alias w:val="#Nav: /Labels/InvDiscountAmt_SalesLineCaption"/>
-            <w:tag w:val="#Nav: FS_YSR_InventoryOrderDetails/50002"/>
+            <w:tag w:val="#Nav: Inventory_Order_Details/708"/>
             <w:id w:val="2127272587"/>
             <w:placeholder>
               <w:docPart w:val="DefaultPlaceholder_-1854013440"/>
             </w:placeholder>
-            <w:dataBinding w:prefixMappings="xmlns:ns0='urn:microsoft-dynamics-nav/reports/FS_YSR_InventoryOrderDetails/50002/'" w:xpath="/ns0:NavWordReportXmlPart[1]/ns0:Labels[1]/ns0:InvDiscountAmt_SalesLineCaption[1]" w:storeItemID="{41F0B0A1-695E-455D-A698-2031F8AD232A}"/>
+            <w:dataBinding w:prefixMappings="xmlns:ns0='urn:microsoft-dynamics-nav/reports/Inventory_Order_Details/708/'" w:xpath="/ns0:NavWordReportXmlPart[1]/ns0:Labels[1]/ns0:InvDiscountAmt_SalesLineCaption[1]" w:storeItemID="{41F0B0A1-695E-455D-A698-2031F8AD232A}"/>
             <w:text/>
           </w:sdtPr>
           <w:sdtContent>
@@ -527,12 +527,12 @@
               <w:szCs w:val="16"/>
             </w:rPr>
             <w:alias w:val="#Nav: /Labels/OutstandingAmt1_SalesLineCaption"/>
-            <w:tag w:val="#Nav: FS_YSR_InventoryOrderDetails/50002"/>
+            <w:tag w:val="#Nav: Inventory_Order_Details/708"/>
             <w:id w:val="-1870219064"/>
             <w:placeholder>
               <w:docPart w:val="DefaultPlaceholder_-1854013440"/>
             </w:placeholder>
-            <w:dataBinding w:prefixMappings="xmlns:ns0='urn:microsoft-dynamics-nav/reports/FS_YSR_InventoryOrderDetails/50002/'" w:xpath="/ns0:NavWordReportXmlPart[1]/ns0:Labels[1]/ns0:OutstandingAmt1_SalesLineCaption[1]" w:storeItemID="{41F0B0A1-695E-455D-A698-2031F8AD232A}"/>
+            <w:dataBinding w:prefixMappings="xmlns:ns0='urn:microsoft-dynamics-nav/reports/Inventory_Order_Details/708/'" w:xpath="/ns0:NavWordReportXmlPart[1]/ns0:Labels[1]/ns0:OutstandingAmt1_SalesLineCaption[1]" w:storeItemID="{41F0B0A1-695E-455D-A698-2031F8AD232A}"/>
             <w:text/>
           </w:sdtPr>
           <w:sdtContent>
@@ -576,7 +576,7 @@
       <w:tr>
         <w:trPr>
           <w:cnfStyle w:val="000000100000" w:firstRow="0" w:lastRow="0" w:firstColumn="0" w:lastColumn="0" w:oddVBand="0" w:evenVBand="0" w:oddHBand="1" w:evenHBand="0" w:firstRowFirstColumn="0" w:firstRowLastColumn="0" w:lastRowFirstColumn="0" w:lastRowLastColumn="0"/>
-          <w:trHeight w:hRule="exact" w:val="85"/>
+          <w:trHeight w:val="85" w:hRule="exact"/>
         </w:trPr>
         <w:tc>
           <w:tcPr>
@@ -585,7 +585,7 @@
             <w:tcBorders>
               <w:top w:val="nil"/>
               <w:left w:val="nil"/>
-              <w:bottom w:val="single" w:sz="4" w:space="0" w:color="auto"/>
+              <w:bottom w:val="single" w:color="auto" w:sz="4" w:space="0"/>
               <w:right w:val="nil"/>
             </w:tcBorders>
             <w:shd w:val="clear" w:color="auto" w:fill="auto"/>
@@ -608,7 +608,7 @@
             <w:tcBorders>
               <w:top w:val="nil"/>
               <w:left w:val="nil"/>
-              <w:bottom w:val="single" w:sz="4" w:space="0" w:color="auto"/>
+              <w:bottom w:val="single" w:color="auto" w:sz="4" w:space="0"/>
               <w:right w:val="nil"/>
             </w:tcBorders>
             <w:shd w:val="clear" w:color="auto" w:fill="auto"/>
@@ -630,7 +630,7 @@
             <w:tcBorders>
               <w:top w:val="nil"/>
               <w:left w:val="nil"/>
-              <w:bottom w:val="single" w:sz="4" w:space="0" w:color="auto"/>
+              <w:bottom w:val="single" w:color="auto" w:sz="4" w:space="0"/>
               <w:right w:val="nil"/>
             </w:tcBorders>
             <w:shd w:val="clear" w:color="auto" w:fill="auto"/>
@@ -652,7 +652,7 @@
             <w:tcBorders>
               <w:top w:val="nil"/>
               <w:left w:val="nil"/>
-              <w:bottom w:val="single" w:sz="4" w:space="0" w:color="auto"/>
+              <w:bottom w:val="single" w:color="auto" w:sz="4" w:space="0"/>
               <w:right w:val="nil"/>
             </w:tcBorders>
             <w:shd w:val="clear" w:color="auto" w:fill="auto"/>
@@ -674,7 +674,7 @@
             <w:tcBorders>
               <w:top w:val="nil"/>
               <w:left w:val="nil"/>
-              <w:bottom w:val="single" w:sz="4" w:space="0" w:color="auto"/>
+              <w:bottom w:val="single" w:color="auto" w:sz="4" w:space="0"/>
               <w:right w:val="nil"/>
             </w:tcBorders>
             <w:shd w:val="clear" w:color="auto" w:fill="auto"/>
@@ -696,7 +696,7 @@
             <w:tcBorders>
               <w:top w:val="nil"/>
               <w:left w:val="nil"/>
-              <w:bottom w:val="single" w:sz="4" w:space="0" w:color="auto"/>
+              <w:bottom w:val="single" w:color="auto" w:sz="4" w:space="0"/>
               <w:right w:val="nil"/>
             </w:tcBorders>
             <w:shd w:val="clear" w:color="auto" w:fill="auto"/>
@@ -718,7 +718,7 @@
             <w:tcBorders>
               <w:top w:val="nil"/>
               <w:left w:val="nil"/>
-              <w:bottom w:val="single" w:sz="4" w:space="0" w:color="auto"/>
+              <w:bottom w:val="single" w:color="auto" w:sz="4" w:space="0"/>
               <w:right w:val="nil"/>
             </w:tcBorders>
             <w:shd w:val="clear" w:color="auto" w:fill="auto"/>
@@ -740,7 +740,7 @@
             <w:tcBorders>
               <w:top w:val="nil"/>
               <w:left w:val="nil"/>
-              <w:bottom w:val="single" w:sz="4" w:space="0" w:color="auto"/>
+              <w:bottom w:val="single" w:color="auto" w:sz="4" w:space="0"/>
               <w:right w:val="nil"/>
             </w:tcBorders>
             <w:shd w:val="clear" w:color="auto" w:fill="auto"/>
@@ -762,7 +762,7 @@
             <w:tcBorders>
               <w:top w:val="nil"/>
               <w:left w:val="nil"/>
-              <w:bottom w:val="single" w:sz="4" w:space="0" w:color="auto"/>
+              <w:bottom w:val="single" w:color="auto" w:sz="4" w:space="0"/>
               <w:right w:val="nil"/>
             </w:tcBorders>
             <w:shd w:val="clear" w:color="auto" w:fill="auto"/>
@@ -784,7 +784,7 @@
             <w:tcBorders>
               <w:top w:val="nil"/>
               <w:left w:val="nil"/>
-              <w:bottom w:val="single" w:sz="4" w:space="0" w:color="auto"/>
+              <w:bottom w:val="single" w:color="auto" w:sz="4" w:space="0"/>
               <w:right w:val="nil"/>
             </w:tcBorders>
             <w:shd w:val="clear" w:color="auto" w:fill="auto"/>
@@ -803,14 +803,14 @@
       </w:tr>
       <w:tr>
         <w:trPr>
-          <w:trHeight w:hRule="exact" w:val="85"/>
+          <w:trHeight w:val="85" w:hRule="exact"/>
         </w:trPr>
         <w:tc>
           <w:tcPr>
             <w:cnfStyle w:val="001000000000" w:firstRow="0" w:lastRow="0" w:firstColumn="1" w:lastColumn="0" w:oddVBand="0" w:evenVBand="0" w:oddHBand="0" w:evenHBand="0" w:firstRowFirstColumn="0" w:firstRowLastColumn="0" w:lastRowFirstColumn="0" w:lastRowLastColumn="0"/>
             <w:tcW w:w="1104" w:type="dxa"/>
             <w:tcBorders>
-              <w:top w:val="single" w:sz="4" w:space="0" w:color="auto"/>
+              <w:top w:val="single" w:color="auto" w:sz="4" w:space="0"/>
               <w:left w:val="nil"/>
               <w:bottom w:val="nil"/>
               <w:right w:val="nil"/>
@@ -833,7 +833,7 @@
           <w:tcPr>
             <w:tcW w:w="3019" w:type="dxa"/>
             <w:tcBorders>
-              <w:top w:val="single" w:sz="4" w:space="0" w:color="auto"/>
+              <w:top w:val="single" w:color="auto" w:sz="4" w:space="0"/>
               <w:left w:val="nil"/>
               <w:bottom w:val="nil"/>
               <w:right w:val="nil"/>
@@ -855,7 +855,7 @@
           <w:tcPr>
             <w:tcW w:w="952" w:type="dxa"/>
             <w:tcBorders>
-              <w:top w:val="single" w:sz="4" w:space="0" w:color="auto"/>
+              <w:top w:val="single" w:color="auto" w:sz="4" w:space="0"/>
               <w:left w:val="nil"/>
               <w:bottom w:val="nil"/>
               <w:right w:val="nil"/>
@@ -877,7 +877,7 @@
           <w:tcPr>
             <w:tcW w:w="896" w:type="dxa"/>
             <w:tcBorders>
-              <w:top w:val="single" w:sz="4" w:space="0" w:color="auto"/>
+              <w:top w:val="single" w:color="auto" w:sz="4" w:space="0"/>
               <w:left w:val="nil"/>
               <w:bottom w:val="nil"/>
               <w:right w:val="nil"/>
@@ -899,7 +899,7 @@
           <w:tcPr>
             <w:tcW w:w="1478" w:type="dxa"/>
             <w:tcBorders>
-              <w:top w:val="single" w:sz="4" w:space="0" w:color="auto"/>
+              <w:top w:val="single" w:color="auto" w:sz="4" w:space="0"/>
               <w:left w:val="nil"/>
               <w:bottom w:val="nil"/>
               <w:right w:val="nil"/>
@@ -921,7 +921,7 @@
           <w:tcPr>
             <w:tcW w:w="1287" w:type="dxa"/>
             <w:tcBorders>
-              <w:top w:val="single" w:sz="4" w:space="0" w:color="auto"/>
+              <w:top w:val="single" w:color="auto" w:sz="4" w:space="0"/>
               <w:left w:val="nil"/>
               <w:bottom w:val="nil"/>
               <w:right w:val="nil"/>
@@ -943,7 +943,7 @@
           <w:tcPr>
             <w:tcW w:w="1510" w:type="dxa"/>
             <w:tcBorders>
-              <w:top w:val="single" w:sz="4" w:space="0" w:color="auto"/>
+              <w:top w:val="single" w:color="auto" w:sz="4" w:space="0"/>
               <w:left w:val="nil"/>
               <w:bottom w:val="nil"/>
               <w:right w:val="nil"/>
@@ -965,7 +965,7 @@
           <w:tcPr>
             <w:tcW w:w="1212" w:type="dxa"/>
             <w:tcBorders>
-              <w:top w:val="single" w:sz="4" w:space="0" w:color="auto"/>
+              <w:top w:val="single" w:color="auto" w:sz="4" w:space="0"/>
               <w:left w:val="nil"/>
               <w:bottom w:val="nil"/>
               <w:right w:val="nil"/>
@@ -987,7 +987,7 @@
           <w:tcPr>
             <w:tcW w:w="1705" w:type="dxa"/>
             <w:tcBorders>
-              <w:top w:val="single" w:sz="4" w:space="0" w:color="auto"/>
+              <w:top w:val="single" w:color="auto" w:sz="4" w:space="0"/>
               <w:left w:val="nil"/>
               <w:bottom w:val="nil"/>
               <w:right w:val="nil"/>
@@ -1009,7 +1009,7 @@
           <w:tcPr>
             <w:tcW w:w="2005" w:type="dxa"/>
             <w:tcBorders>
-              <w:top w:val="single" w:sz="4" w:space="0" w:color="auto"/>
+              <w:top w:val="single" w:color="auto" w:sz="4" w:space="0"/>
               <w:left w:val="nil"/>
               <w:bottom w:val="nil"/>
               <w:right w:val="nil"/>
@@ -1039,9 +1039,9 @@
             <w:lang w:eastAsia="zh-CN"/>
           </w:rPr>
           <w:alias w:val="#Nav: /Item"/>
-          <w:tag w:val="#Nav: FS_YSR_InventoryOrderDetails/50002"/>
+          <w:tag w:val="#Nav: Inventory_Order_Details/708"/>
           <w:id w:val="1709525787"/>
-          <w15:dataBinding w:prefixMappings="xmlns:ns0='urn:microsoft-dynamics-nav/reports/FS_YSR_InventoryOrderDetails/50002/' " w:xpath="/ns0:NavWordReportXmlPart[1]/ns0:Item" w:storeItemID="{41F0B0A1-695E-455D-A698-2031F8AD232A}"/>
+          <w15:dataBinding w:prefixMappings="xmlns:ns0='urn:microsoft-dynamics-nav/reports/Inventory_Order_Details/708/'" w:xpath="/ns0:NavWordReportXmlPart[1]/ns0:Item" w:storeItemID="{41F0B0A1-695E-455D-A698-2031F8AD232A}"/>
           <w15:repeatingSection/>
         </w:sdtPr>
         <w:sdtEndPr>
@@ -1081,7 +1081,7 @@
               <w:tr>
                 <w:trPr>
                   <w:cnfStyle w:val="000000100000" w:firstRow="0" w:lastRow="0" w:firstColumn="0" w:lastColumn="0" w:oddVBand="0" w:evenVBand="0" w:oddHBand="1" w:evenHBand="0" w:firstRowFirstColumn="0" w:firstRowLastColumn="0" w:lastRowFirstColumn="0" w:lastRowLastColumn="0"/>
-                  <w:trHeight w:hRule="exact" w:val="170"/>
+                  <w:trHeight w:val="170" w:hRule="exact"/>
                 </w:trPr>
                 <w:tc>
                   <w:tcPr>
@@ -1306,7 +1306,7 @@
               </w:tr>
               <w:tr>
                 <w:trPr>
-                  <w:trHeight w:hRule="exact" w:val="227"/>
+                  <w:trHeight w:val="227" w:hRule="exact"/>
                 </w:trPr>
                 <w:sdt>
                   <w:sdtPr>
@@ -1618,9 +1618,9 @@
                     <w:lang w:eastAsia="zh-CN"/>
                   </w:rPr>
                   <w:alias w:val="#Nav: /Item/Sales_Line"/>
-                  <w:tag w:val="#Nav: FS_YSR_InventoryOrderDetails/50002"/>
+                  <w:tag w:val="#Nav: Inventory_Order_Details/708"/>
                   <w:id w:val="1689722507"/>
-                  <w15:dataBinding w:prefixMappings="xmlns:ns0='urn:microsoft-dynamics-nav/reports/FS_YSR_InventoryOrderDetails/50002/' " w:xpath="/ns0:NavWordReportXmlPart[1]/ns0:Item[1]/ns0:Sales_Line" w:storeItemID="{41F0B0A1-695E-455D-A698-2031F8AD232A}"/>
+                  <w15:dataBinding w:prefixMappings="xmlns:ns0='urn:microsoft-dynamics-nav/reports/Inventory_Order_Details/708/'" w:xpath="/ns0:NavWordReportXmlPart[1]/ns0:Item[1]/ns0:Sales_Line" w:storeItemID="{41F0B0A1-695E-455D-A698-2031F8AD232A}"/>
                   <w15:repeatingSection/>
                 </w:sdtPr>
                 <w:sdtContent>
@@ -1644,7 +1644,7 @@
                       <w:tr>
                         <w:trPr>
                           <w:cnfStyle w:val="000000100000" w:firstRow="0" w:lastRow="0" w:firstColumn="0" w:lastColumn="0" w:oddVBand="0" w:evenVBand="0" w:oddHBand="1" w:evenHBand="0" w:firstRowFirstColumn="0" w:firstRowLastColumn="0" w:lastRowFirstColumn="0" w:lastRowLastColumn="0"/>
-                          <w:trHeight w:hRule="exact" w:val="210"/>
+                          <w:trHeight w:val="210" w:hRule="exact"/>
                         </w:trPr>
                         <w:sdt>
                           <w:sdtPr>
@@ -2180,7 +2180,7 @@
               </w:sdt>
               <w:tr>
                 <w:trPr>
-                  <w:trHeight w:hRule="exact" w:val="227"/>
+                  <w:trHeight w:val="227" w:hRule="exact"/>
                 </w:trPr>
                 <w:tc>
                   <w:tcPr>
@@ -2582,7 +2582,7 @@
       <w:tr>
         <w:trPr>
           <w:cnfStyle w:val="000000100000" w:firstRow="0" w:lastRow="0" w:firstColumn="0" w:lastColumn="0" w:oddVBand="0" w:evenVBand="0" w:oddHBand="1" w:evenHBand="0" w:firstRowFirstColumn="0" w:firstRowLastColumn="0" w:lastRowFirstColumn="0" w:lastRowLastColumn="0"/>
-          <w:trHeight w:hRule="exact" w:val="170"/>
+          <w:trHeight w:val="170" w:hRule="exact"/>
         </w:trPr>
         <w:tc>
           <w:tcPr>
@@ -2591,7 +2591,7 @@
             <w:tcBorders>
               <w:top w:val="nil"/>
               <w:left w:val="nil"/>
-              <w:bottom w:val="single" w:sz="4" w:space="0" w:color="auto"/>
+              <w:bottom w:val="single" w:color="auto" w:sz="4" w:space="0"/>
               <w:right w:val="nil"/>
             </w:tcBorders>
             <w:shd w:val="clear" w:color="auto" w:fill="auto"/>
@@ -2612,7 +2612,7 @@
             <w:tcBorders>
               <w:top w:val="nil"/>
               <w:left w:val="nil"/>
-              <w:bottom w:val="single" w:sz="4" w:space="0" w:color="auto"/>
+              <w:bottom w:val="single" w:color="auto" w:sz="4" w:space="0"/>
               <w:right w:val="nil"/>
             </w:tcBorders>
             <w:shd w:val="clear" w:color="auto" w:fill="auto"/>
@@ -2634,7 +2634,7 @@
             <w:tcBorders>
               <w:top w:val="nil"/>
               <w:left w:val="nil"/>
-              <w:bottom w:val="single" w:sz="4" w:space="0" w:color="auto"/>
+              <w:bottom w:val="single" w:color="auto" w:sz="4" w:space="0"/>
               <w:right w:val="nil"/>
             </w:tcBorders>
             <w:shd w:val="clear" w:color="auto" w:fill="auto"/>
@@ -2656,7 +2656,7 @@
             <w:tcBorders>
               <w:top w:val="nil"/>
               <w:left w:val="nil"/>
-              <w:bottom w:val="single" w:sz="4" w:space="0" w:color="auto"/>
+              <w:bottom w:val="single" w:color="auto" w:sz="4" w:space="0"/>
               <w:right w:val="nil"/>
             </w:tcBorders>
             <w:shd w:val="clear" w:color="auto" w:fill="auto"/>
@@ -2678,7 +2678,7 @@
             <w:tcBorders>
               <w:top w:val="nil"/>
               <w:left w:val="nil"/>
-              <w:bottom w:val="single" w:sz="4" w:space="0" w:color="auto"/>
+              <w:bottom w:val="single" w:color="auto" w:sz="4" w:space="0"/>
               <w:right w:val="nil"/>
             </w:tcBorders>
             <w:shd w:val="clear" w:color="auto" w:fill="auto"/>
@@ -2700,7 +2700,7 @@
             <w:tcBorders>
               <w:top w:val="nil"/>
               <w:left w:val="nil"/>
-              <w:bottom w:val="single" w:sz="4" w:space="0" w:color="auto"/>
+              <w:bottom w:val="single" w:color="auto" w:sz="4" w:space="0"/>
               <w:right w:val="nil"/>
             </w:tcBorders>
             <w:shd w:val="clear" w:color="auto" w:fill="auto"/>
@@ -2722,7 +2722,7 @@
             <w:tcBorders>
               <w:top w:val="nil"/>
               <w:left w:val="nil"/>
-              <w:bottom w:val="single" w:sz="4" w:space="0" w:color="auto"/>
+              <w:bottom w:val="single" w:color="auto" w:sz="4" w:space="0"/>
               <w:right w:val="nil"/>
             </w:tcBorders>
             <w:shd w:val="clear" w:color="auto" w:fill="auto"/>
@@ -2744,7 +2744,7 @@
             <w:tcBorders>
               <w:top w:val="nil"/>
               <w:left w:val="nil"/>
-              <w:bottom w:val="single" w:sz="4" w:space="0" w:color="auto"/>
+              <w:bottom w:val="single" w:color="auto" w:sz="4" w:space="0"/>
               <w:right w:val="nil"/>
             </w:tcBorders>
             <w:shd w:val="clear" w:color="auto" w:fill="auto"/>
@@ -2766,7 +2766,7 @@
             <w:tcBorders>
               <w:top w:val="nil"/>
               <w:left w:val="nil"/>
-              <w:bottom w:val="single" w:sz="4" w:space="0" w:color="auto"/>
+              <w:bottom w:val="single" w:color="auto" w:sz="4" w:space="0"/>
               <w:right w:val="nil"/>
             </w:tcBorders>
             <w:shd w:val="clear" w:color="auto" w:fill="auto"/>
@@ -2788,7 +2788,7 @@
             <w:tcBorders>
               <w:top w:val="nil"/>
               <w:left w:val="nil"/>
-              <w:bottom w:val="single" w:sz="4" w:space="0" w:color="auto"/>
+              <w:bottom w:val="single" w:color="auto" w:sz="4" w:space="0"/>
               <w:right w:val="nil"/>
             </w:tcBorders>
             <w:shd w:val="clear" w:color="auto" w:fill="auto"/>
@@ -2807,7 +2807,7 @@
       </w:tr>
       <w:tr>
         <w:trPr>
-          <w:trHeight w:hRule="exact" w:val="567"/>
+          <w:trHeight w:val="567" w:hRule="exact"/>
         </w:trPr>
         <w:tc>
           <w:tcPr>
@@ -2816,7 +2816,7 @@
             <w:tcBorders>
               <w:top w:val="nil"/>
               <w:left w:val="nil"/>
-              <w:bottom w:val="single" w:sz="4" w:space="0" w:color="auto"/>
+              <w:bottom w:val="single" w:color="auto" w:sz="4" w:space="0"/>
               <w:right w:val="nil"/>
             </w:tcBorders>
             <w:shd w:val="clear" w:color="auto" w:fill="auto"/>
@@ -2837,7 +2837,7 @@
             <w:tcBorders>
               <w:top w:val="nil"/>
               <w:left w:val="nil"/>
-              <w:bottom w:val="single" w:sz="4" w:space="0" w:color="auto"/>
+              <w:bottom w:val="single" w:color="auto" w:sz="4" w:space="0"/>
               <w:right w:val="nil"/>
             </w:tcBorders>
             <w:shd w:val="clear" w:color="auto" w:fill="auto"/>
@@ -2859,7 +2859,7 @@
             <w:tcBorders>
               <w:top w:val="nil"/>
               <w:left w:val="nil"/>
-              <w:bottom w:val="single" w:sz="4" w:space="0" w:color="auto"/>
+              <w:bottom w:val="single" w:color="auto" w:sz="4" w:space="0"/>
               <w:right w:val="nil"/>
             </w:tcBorders>
             <w:shd w:val="clear" w:color="auto" w:fill="auto"/>
@@ -2881,7 +2881,7 @@
             <w:tcBorders>
               <w:top w:val="nil"/>
               <w:left w:val="nil"/>
-              <w:bottom w:val="single" w:sz="4" w:space="0" w:color="auto"/>
+              <w:bottom w:val="single" w:color="auto" w:sz="4" w:space="0"/>
               <w:right w:val="nil"/>
             </w:tcBorders>
             <w:shd w:val="clear" w:color="auto" w:fill="auto"/>
@@ -2903,7 +2903,7 @@
             <w:tcBorders>
               <w:top w:val="nil"/>
               <w:left w:val="nil"/>
-              <w:bottom w:val="single" w:sz="4" w:space="0" w:color="auto"/>
+              <w:bottom w:val="single" w:color="auto" w:sz="4" w:space="0"/>
               <w:right w:val="nil"/>
             </w:tcBorders>
             <w:shd w:val="clear" w:color="auto" w:fill="auto"/>
@@ -2925,7 +2925,7 @@
             <w:tcBorders>
               <w:top w:val="nil"/>
               <w:left w:val="nil"/>
-              <w:bottom w:val="single" w:sz="4" w:space="0" w:color="auto"/>
+              <w:bottom w:val="single" w:color="auto" w:sz="4" w:space="0"/>
               <w:right w:val="nil"/>
             </w:tcBorders>
             <w:shd w:val="clear" w:color="auto" w:fill="auto"/>
@@ -2947,7 +2947,7 @@
             <w:tcBorders>
               <w:top w:val="nil"/>
               <w:left w:val="nil"/>
-              <w:bottom w:val="single" w:sz="4" w:space="0" w:color="auto"/>
+              <w:bottom w:val="single" w:color="auto" w:sz="4" w:space="0"/>
               <w:right w:val="nil"/>
             </w:tcBorders>
             <w:shd w:val="clear" w:color="auto" w:fill="auto"/>
@@ -2969,7 +2969,7 @@
             <w:tcBorders>
               <w:top w:val="nil"/>
               <w:left w:val="nil"/>
-              <w:bottom w:val="single" w:sz="4" w:space="0" w:color="auto"/>
+              <w:bottom w:val="single" w:color="auto" w:sz="4" w:space="0"/>
               <w:right w:val="nil"/>
             </w:tcBorders>
             <w:shd w:val="clear" w:color="auto" w:fill="auto"/>
@@ -2991,7 +2991,7 @@
             <w:tcBorders>
               <w:top w:val="nil"/>
               <w:left w:val="nil"/>
-              <w:bottom w:val="single" w:sz="4" w:space="0" w:color="auto"/>
+              <w:bottom w:val="single" w:color="auto" w:sz="4" w:space="0"/>
               <w:right w:val="nil"/>
             </w:tcBorders>
             <w:shd w:val="clear" w:color="auto" w:fill="auto"/>
@@ -3031,12 +3031,12 @@
               <w:szCs w:val="16"/>
             </w:rPr>
             <w:alias w:val="#Nav: /Totals/Totals_OutstandingAmt"/>
-            <w:tag w:val="#Nav: FS_YSR_InventoryOrderDetails/50002"/>
+            <w:tag w:val="#Nav: Inventory_Order_Details/708"/>
             <w:id w:val="1833335830"/>
             <w:placeholder>
               <w:docPart w:val="DefaultPlaceholder_-1854013440"/>
             </w:placeholder>
-            <w:dataBinding w:prefixMappings="xmlns:ns0='urn:microsoft-dynamics-nav/reports/FS_YSR_InventoryOrderDetails/50002/'" w:xpath="/ns0:NavWordReportXmlPart[1]/ns0:Totals[1]/ns0:Totals_OutstandingAmt[1]" w:storeItemID="{41F0B0A1-695E-455D-A698-2031F8AD232A}"/>
+            <w:dataBinding w:prefixMappings="xmlns:ns0='urn:microsoft-dynamics-nav/reports/Inventory_Order_Details/708/'" w:xpath="/ns0:NavWordReportXmlPart[1]/ns0:Totals[1]/ns0:Totals_OutstandingAmt[1]" w:storeItemID="{41F0B0A1-695E-455D-A698-2031F8AD232A}"/>
             <w:text/>
           </w:sdtPr>
           <w:sdtContent>
@@ -3046,7 +3046,7 @@
                 <w:tcBorders>
                   <w:top w:val="nil"/>
                   <w:left w:val="nil"/>
-                  <w:bottom w:val="single" w:sz="4" w:space="0" w:color="auto"/>
+                  <w:bottom w:val="single" w:color="auto" w:sz="4" w:space="0"/>
                   <w:right w:val="nil"/>
                 </w:tcBorders>
                 <w:shd w:val="clear" w:color="auto" w:fill="auto"/>
@@ -3160,12 +3160,12 @@
       <w:tblStyle w:val="TableGrid"/>
       <w:tblW w:w="15168" w:type="dxa"/>
       <w:tblBorders>
-        <w:top w:val="none" w:sz="0" w:space="0" w:color="auto"/>
-        <w:left w:val="none" w:sz="0" w:space="0" w:color="auto"/>
-        <w:bottom w:val="none" w:sz="0" w:space="0" w:color="auto"/>
-        <w:right w:val="none" w:sz="0" w:space="0" w:color="auto"/>
-        <w:insideH w:val="none" w:sz="0" w:space="0" w:color="auto"/>
-        <w:insideV w:val="none" w:sz="0" w:space="0" w:color="auto"/>
+        <w:top w:val="none" w:color="auto" w:sz="0" w:space="0"/>
+        <w:left w:val="none" w:color="auto" w:sz="0" w:space="0"/>
+        <w:bottom w:val="none" w:color="auto" w:sz="0" w:space="0"/>
+        <w:right w:val="none" w:color="auto" w:sz="0" w:space="0"/>
+        <w:insideH w:val="none" w:color="auto" w:sz="0" w:space="0"/>
+        <w:insideV w:val="none" w:color="auto" w:sz="0" w:space="0"/>
       </w:tblBorders>
       <w:tblLook w:val="04A0" w:firstRow="1" w:lastRow="0" w:firstColumn="1" w:lastColumn="0" w:noHBand="0" w:noVBand="1"/>
     </w:tblPr>
@@ -3204,12 +3204,12 @@
                 <w:szCs w:val="28"/>
               </w:rPr>
               <w:alias w:val="#Nav: /Labels/InventoryOrderDetails"/>
-              <w:tag w:val="#Nav: FS_YSR_InventoryOrderDetails/50002"/>
+              <w:tag w:val="#Nav: Inventory_Order_Details/708"/>
               <w:id w:val="-1800758264"/>
               <w:placeholder>
                 <w:docPart w:val="DefaultPlaceholder_-1854013440"/>
               </w:placeholder>
-              <w:dataBinding w:prefixMappings="xmlns:ns0='urn:microsoft-dynamics-nav/reports/FS_YSR_InventoryOrderDetails/50002/'" w:xpath="/ns0:NavWordReportXmlPart[1]/ns0:Labels[1]/ns0:InventoryOrderDetails[1]" w:storeItemID="{41F0B0A1-695E-455D-A698-2031F8AD232A}"/>
+              <w:dataBinding w:prefixMappings="xmlns:ns0='urn:microsoft-dynamics-nav/reports/Inventory_Order_Details/708/'" w:xpath="/ns0:NavWordReportXmlPart[1]/ns0:Labels[1]/ns0:InventoryOrderDetails[1]" w:storeItemID="{41F0B0A1-695E-455D-A698-2031F8AD232A}"/>
               <w:text/>
             </w:sdtPr>
             <w:sdtContent>
@@ -3422,12 +3422,12 @@
                 <w:szCs w:val="16"/>
               </w:rPr>
               <w:alias w:val="#Nav: /BCReportInformation/ReportRequest/UserName"/>
-              <w:tag w:val="#Nav: FS_YSR_InventoryOrderDetails/50002"/>
+              <w:tag w:val="#Nav: Inventory_Order_Details/708"/>
               <w:id w:val="-249272221"/>
               <w:placeholder>
                 <w:docPart w:val="893380C1D4F5468DA283364B89AA7147"/>
               </w:placeholder>
-              <w:dataBinding w:prefixMappings="xmlns:ns0='urn:microsoft-dynamics-nav/reports/FS_YSR_InventoryOrderDetails/50002/'" w:xpath="/ns0:NavWordReportXmlPart[1]/ns0:BCReportInformation[1]/ns0:ReportRequest[1]/ns0:UserName[1]" w:storeItemID="{41F0B0A1-695E-455D-A698-2031F8AD232A}"/>
+              <w:dataBinding w:prefixMappings="xmlns:ns0='urn:microsoft-dynamics-nav/reports/Inventory_Order_Details/708/'" w:xpath="/ns0:NavWordReportXmlPart[1]/ns0:BCReportInformation[1]/ns0:ReportRequest[1]/ns0:UserName[1]" w:storeItemID="{41F0B0A1-695E-455D-A698-2031F8AD232A}"/>
               <w:text/>
             </w:sdtPr>
             <w:sdtContent>
@@ -3456,7 +3456,7 @@
     </w:tr>
     <w:tr>
       <w:trPr>
-        <w:trHeight w:hRule="exact" w:val="284"/>
+        <w:trHeight w:val="284" w:hRule="exact"/>
       </w:trPr>
       <w:tc>
         <w:tcPr>
@@ -3470,12 +3470,12 @@
               <w:szCs w:val="16"/>
             </w:rPr>
             <w:alias w:val="#Nav: /BCReportInformation/ReportRequest/CompanyName"/>
-            <w:tag w:val="#Nav: FS_YSR_InventoryOrderDetails/50002"/>
+            <w:tag w:val="#Nav: Inventory_Order_Details/708"/>
             <w:id w:val="-1641258246"/>
             <w:placeholder>
               <w:docPart w:val="50A684DFF1EA4D8EB313E9FC324C5BE2"/>
             </w:placeholder>
-            <w:dataBinding w:prefixMappings="xmlns:ns0='urn:microsoft-dynamics-nav/reports/FS_YSR_InventoryOrderDetails/50002/'" w:xpath="/ns0:NavWordReportXmlPart[1]/ns0:BCReportInformation[1]/ns0:ReportRequest[1]/ns0:CompanyName[1]" w:storeItemID="{41F0B0A1-695E-455D-A698-2031F8AD232A}"/>
+            <w:dataBinding w:prefixMappings="xmlns:ns0='urn:microsoft-dynamics-nav/reports/Inventory_Order_Details/708/'" w:xpath="/ns0:NavWordReportXmlPart[1]/ns0:BCReportInformation[1]/ns0:ReportRequest[1]/ns0:CompanyName[1]" w:storeItemID="{41F0B0A1-695E-455D-A698-2031F8AD232A}"/>
             <w:text/>
           </w:sdtPr>
           <w:sdtContent>
@@ -3518,7 +3518,7 @@
     </w:tr>
     <w:tr>
       <w:trPr>
-        <w:trHeight w:hRule="exact" w:val="284"/>
+        <w:trHeight w:val="284" w:hRule="exact"/>
       </w:trPr>
       <w:tc>
         <w:tcPr>
@@ -3532,12 +3532,12 @@
               <w:szCs w:val="16"/>
             </w:rPr>
             <w:alias w:val="#Nav: /Item/ItemTableCaptItemFilter"/>
-            <w:tag w:val="#Nav: FS_YSR_InventoryOrderDetails/50002"/>
+            <w:tag w:val="#Nav: Inventory_Order_Details/708"/>
             <w:id w:val="1617405854"/>
             <w:placeholder>
               <w:docPart w:val="36A1E1CBC2ED4E52849FF188EA2DB429"/>
             </w:placeholder>
-            <w:dataBinding w:prefixMappings="xmlns:ns0='urn:microsoft-dynamics-nav/reports/FS_YSR_InventoryOrderDetails/50002/'" w:xpath="/ns0:NavWordReportXmlPart[1]/ns0:Item[1]/ns0:ItemTableCaptItemFilter[1]" w:storeItemID="{41F0B0A1-695E-455D-A698-2031F8AD232A}"/>
+            <w:dataBinding w:prefixMappings="xmlns:ns0='urn:microsoft-dynamics-nav/reports/Inventory_Order_Details/708/'" w:xpath="/ns0:NavWordReportXmlPart[1]/ns0:Item[1]/ns0:ItemTableCaptItemFilter[1]" w:storeItemID="{41F0B0A1-695E-455D-A698-2031F8AD232A}"/>
             <w:text/>
           </w:sdtPr>
           <w:sdtContent>
@@ -3577,7 +3577,7 @@
     </w:tr>
     <w:tr>
       <w:trPr>
-        <w:trHeight w:hRule="exact" w:val="284"/>
+        <w:trHeight w:val="284" w:hRule="exact"/>
       </w:trPr>
       <w:sdt>
         <w:sdtPr>
@@ -3587,12 +3587,12 @@
             <w:szCs w:val="16"/>
           </w:rPr>
           <w:alias w:val="#Nav: /Item/StrSbStNoSalOdrLnSalLnFlt"/>
-          <w:tag w:val="#Nav: FS_YSR_InventoryOrderDetails/50002"/>
+          <w:tag w:val="#Nav: Inventory_Order_Details/708"/>
           <w:id w:val="1912111511"/>
           <w:placeholder>
             <w:docPart w:val="7538E9D083224F7E8EC5360D9A7C7BD5"/>
           </w:placeholder>
-          <w:dataBinding w:prefixMappings="xmlns:ns0='urn:microsoft-dynamics-nav/reports/FS_YSR_InventoryOrderDetails/50002/'" w:xpath="/ns0:NavWordReportXmlPart[1]/ns0:Item[1]/ns0:StrSbStNoSalOdrLnSalLnFlt[1]" w:storeItemID="{41F0B0A1-695E-455D-A698-2031F8AD232A}"/>
+          <w:dataBinding w:prefixMappings="xmlns:ns0='urn:microsoft-dynamics-nav/reports/Inventory_Order_Details/708/'" w:xpath="/ns0:NavWordReportXmlPart[1]/ns0:Item[1]/ns0:StrSbStNoSalOdrLnSalLnFlt[1]" w:storeItemID="{41F0B0A1-695E-455D-A698-2031F8AD232A}"/>
           <w:text/>
         </w:sdtPr>
         <w:sdtContent>
@@ -3636,7 +3636,7 @@
     </w:tr>
     <w:tr>
       <w:trPr>
-        <w:trHeight w:hRule="exact" w:val="170"/>
+        <w:trHeight w:val="170" w:hRule="exact"/>
       </w:trPr>
       <w:tc>
         <w:tcPr>
@@ -5390,211 +5390,118 @@
 </a:theme>
 </file>
 
-<file path=customXml/item1.xml>��< ? x m l   v e r s i o n = " 1 . 0 "   e n c o d i n g = " u t f - 1 6 " ? > < N a v W o r d R e p o r t X m l P a r t   x m l n s = " u r n : m i c r o s o f t - d y n a m i c s - n a v / r e p o r t s / F S _ Y S R _ I n v e n t o r y O r d e r D e t a i l s / 5 0 0 0 2 / " > - 
-     < B C R e p o r t I n f o r m a t i o n > - 
-         < R e p o r t M e t a d a t a > - 
-             < E x t e n s i o n I d > E x t e n s i o n   I D < / E x t e n s i o n I d > - 
-             < E x t e n s i o n N a m e > E x t e n s i o n   N a m e < / E x t e n s i o n N a m e > - 
-             < E x t e n s i o n P u b l i s h e r > E x t e n s i o n   P u b l i s h e r < / E x t e n s i o n P u b l i s h e r > - 
-             < E x t e n s i o n V e r s i o n > E x t e n s i o n   V e r s i o n < / E x t e n s i o n V e r s i o n > - 
-             < R e p o r t I d > R e p o r t   I D < / R e p o r t I d > - 
-             < R e p o r t N a m e > R e p o r t   N a m e < / R e p o r t N a m e > - 
-             < A b o u t T h i s R e p o r t T i t l e > A b o u t   T h i s   R e p o r t   T i t l e < / A b o u t T h i s R e p o r t T i t l e > - 
-             < A b o u t T h i s R e p o r t T e x t > A b o u t   T h i s   R e p o r t   T e x t < / A b o u t T h i s R e p o r t T e x t > - 
-             < R e p o r t H e l p L i n k > R e p o r t   H e l p   L i n k < / R e p o r t H e l p L i n k > - 
-         < / R e p o r t M e t a d a t a > - 
-         < R e p o r t R e q u e s t > - 
-             < T e n a n t E n t r a I d > T e n a n t   E n t r a   I d < / T e n a n t E n t r a I d > - 
-             < E n v i r o n m e n t N a m e > E n v i r o n m e n t   N a m e < / E n v i r o n m e n t N a m e > - 
-             < E n v i r o n m e n t T y p e > E n v i r o n m e n t   T y p e < / E n v i r o n m e n t T y p e > - 
-             < C o m p a n y N a m e > C o m p a n y   N a m e < / C o m p a n y N a m e > - 
-             < C o m p a n y D i s p l a y N a m e > C o m p a n y   D i s p l a y   N a m e < / C o m p a n y D i s p l a y N a m e > - 
-             < C o m p a n y I d > C o m p a n y   I D < / C o m p a n y I d > - 
-             < U s e r N a m e > U s e r   N a m e < / U s e r N a m e > - 
-             < D a t e A n d T i m e > D a t e   a n d   T i m e < / D a t e A n d T i m e > - 
-             < L a n g u a g e > L a n g u a g e < / L a n g u a g e > - 
-             < F o r m a t R e g i o n > F o r m a t   R e g i o n < / F o r m a t R e g i o n > - 
-             < D a t e T i m e V a l u e s > - 
-                 < Y e a r > Y e a r < / Y e a r > - 
-                 < M o n t h N u m b e r > M o n t h   N u m b e r < / M o n t h N u m b e r > - 
-                 < D a y N u m b e r > D a y   N u m b e r < / D a y N u m b e r > - 
-                 < H o u r > H o u r < / H o u r > - 
-                 < M i n u t e > M i n u t e < / M i n u t e > - 
-             < / D a t e T i m e V a l u e s > - 
-         < / R e p o r t R e q u e s t > - 
-     < / B C R e p o r t I n f o r m a t i o n > - 
-     < L a b e l s > - 
-         < A b o u t T h e R e p o r t L a b e l > A b o u t T h e R e p o r t L a b e l < / A b o u t T h e R e p o r t L a b e l > - 
-         < A s s e m b l y B O M _ I t e m C a p t i o n > A s s e m b l y B O M _ I t e m C a p t i o n < / A s s e m b l y B O M _ I t e m C a p t i o n > - 
-         < B a c k O r d e r Q t y L a b e l > B a c k O r d e r Q t y L a b e l < / B a c k O r d e r Q t y L a b e l > - 
-         < C o m p a n y L a b e l > C o m p a n y L a b e l < / C o m p a n y L a b e l > - 
-         < D a t a R e t r i e v e d > D a t a R e t r i e v e d < / D a t a R e t r i e v e d > - 
-         < D e s c r i p t i o n _ I t e m C a p t i o n > D e s c r i p t i o n _ I t e m C a p t i o n < / D e s c r i p t i o n _ I t e m C a p t i o n > - 
-         < D o c u m e n t a t i o n L a b e l > D o c u m e n t a t i o n L a b e l < / D o c u m e n t a t i o n L a b e l > - 
-         < E n v i r o n m e n t L a b e l > E n v i r o n m e n t L a b e l < / E n v i r o n m e n t L a b e l > - 
-         < I n v D i s c o u n t A m t _ S a l e s L i n e C a p t i o n > I n v D i s c o u n t A m t _ S a l e s L i n e C a p t i o n < / I n v D i s c o u n t A m t _ S a l e s L i n e C a p t i o n > - 
-         < I n v e n t o r y O r d e r D e t a i l s > I n v e n t o r y O r d e r D e t a i l s < / I n v e n t o r y O r d e r D e t a i l s > - 
-         < I n v e n t o r y O r d e r D e t a i l s P r i n t > I n v e n t o r y O r d e r D e t a i l s P r i n t < / I n v e n t o r y O r d e r D e t a i l s P r i n t > - 
-         < I n v e n t o r y P o s t i n g G r o u p _ I t e m C a p t i o n > I n v e n t o r y P o s t i n g G r o u p _ I t e m C a p t i o n < / I n v e n t o r y P o s t i n g G r o u p _ I t e m C a p t i o n > - 
-         < I n v O r d e r D e t a i l s A n a l y s i s > I n v O r d e r D e t a i l s A n a l y s i s < / I n v O r d e r D e t a i l s A n a l y s i s > - 
-         < N o _ I t e m C a p t i o n > N o _ I t e m C a p t i o n < / N o _ I t e m C a p t i o n > - 
-         < O u t s t a n d i n g A m t _ S a l e s L i n e C a p t i o n > O u t s t a n d i n g A m t _ S a l e s L i n e C a p t i o n < / O u t s t a n d i n g A m t _ S a l e s L i n e C a p t i o n > - 
-         < O u t s t a n d i n g A m t 1 _ S a l e s L i n e C a p t i o n > O u t s t a n d i n g A m t 1 _ S a l e s L i n e C a p t i o n < / O u t s t a n d i n g A m t 1 _ S a l e s L i n e C a p t i o n > - 
-         < O u t s t a n d i n g Q t y _ S a l e s L i n e C a p t i o n > O u t s t a n d i n g Q t y _ S a l e s L i n e C a p t i o n < / O u t s t a n d i n g Q t y _ S a l e s L i n e C a p t i o n > - 
-         < P o s t i n g D a t e F i l t e r L a b e l > P o s t i n g D a t e F i l t e r L a b e l < / P o s t i n g D a t e F i l t e r L a b e l > - 
-         < Q u a n t i t y _ S a l e s L i n e C a p t i o n > Q u a n t i t y _ S a l e s L i n e C a p t i o n < / Q u a n t i t y _ S a l e s L i n e C a p t i o n > - 
-         < R e p o r t N a m e L a b e l > R e p o r t N a m e L a b e l < / R e p o r t N a m e L a b e l > - 
-         < R u n O n L a b e l > R u n O n L a b e l < / R u n O n L a b e l > - 
-         < S a l e s H e a d e r B i l l t o N a m e C a p t i o n > S a l e s H e a d e r B i l l t o N a m e C a p t i o n < / S a l e s H e a d e r B i l l t o N a m e C a p t i o n > - 
-         < S a l e s L i n e D o c u m e n t N o C a p t i o n > S a l e s L i n e D o c u m e n t N o C a p t i o n < / S a l e s L i n e D o c u m e n t N o C a p t i o n > - 
-         < S a l e s L i n e L i n e D i s c o u n t C a p t i o n > S a l e s L i n e L i n e D i s c o u n t C a p t i o n < / S a l e s L i n e L i n e D i s c o u n t C a p t i o n > - 
-         < S a l e s L i n e U n i t P r i c e C a p t i o n > S a l e s L i n e U n i t P r i c e C a p t i o n < / S a l e s L i n e U n i t P r i c e C a p t i o n > - 
-         < S h i p m e n t D a t e L a b e l > S h i p m e n t D a t e L a b e l < / S h i p m e n t D a t e L a b e l > - 
-         < U s e r L a b e l > U s e r L a b e l < / U s e r L a b e l > - 
-     < / L a b e l s > - 
-     < I t e m > - 
-         < A s s e m b l y B O M _ I t e m > A s s e m b l y B O M _ I t e m < / A s s e m b l y B O M _ I t e m > - 
-         < D e s c r i p t i o n _ I t e m > D e s c r i p t i o n _ I t e m < / D e s c r i p t i o n _ I t e m > - 
-         < I n v e n t o r y P o s t i n g G r o u p _ I t e m > I n v e n t o r y P o s t i n g G r o u p _ I t e m < / I n v e n t o r y P o s t i n g G r o u p _ I t e m > - 
-         < I t e m F i l t e r > I t e m F i l t e r < / I t e m F i l t e r > - 
-         < I t e m T a b l e C a p t I t e m F i l t e r > I t e m T a b l e C a p t I t e m F i l t e r < / I t e m T a b l e C a p t I t e m F i l t e r > - 
-         < N o _ I t e m > N o _ I t e m < / N o _ I t e m > - 
-         < O u t s t a n d i n g A m t _ S a l e s L i n e > O u t s t a n d i n g A m t _ S a l e s L i n e < / O u t s t a n d i n g A m t _ S a l e s L i n e > - 
-         < S a l e s L i n e F i l t e r > S a l e s L i n e F i l t e r < / S a l e s L i n e F i l t e r > - 
-         < S t r S b S t N o S a l O d r L n S a l L n F l t > S t r S b S t N o S a l O d r L n S a l L n F l t < / S t r S b S t N o S a l O d r L n S a l L n F l t > - 
-         < S a l e s _ L i n e > - 
-             < B a c k O r d e r Q t y > B a c k O r d e r Q t y < / B a c k O r d e r Q t y > - 
-             < I n v D i s c o u n t A m t _ S a l e s L i n e > I n v D i s c o u n t A m t _ S a l e s L i n e < / I n v D i s c o u n t A m t _ S a l e s L i n e > - 
-             < O u t s t a n d i n g A m t 1 _ S a l e s L i n e > O u t s t a n d i n g A m t 1 _ S a l e s L i n e < / O u t s t a n d i n g A m t 1 _ S a l e s L i n e > - 
-             < O u t s t a n d i n g Q t y _ S a l e s L i n e > O u t s t a n d i n g Q t y _ S a l e s L i n e < / O u t s t a n d i n g Q t y _ S a l e s L i n e > - 
-             < Q u a n t i t y _ S a l e s L i n e > Q u a n t i t y _ S a l e s L i n e < / Q u a n t i t y _ S a l e s L i n e > - 
-             < S a l e s H e a d e r B i l l t o N a m e > S a l e s H e a d e r B i l l t o N a m e < / S a l e s H e a d e r B i l l t o N a m e > - 
-             < S a l e s L i n e D e s c r i p t i o n > S a l e s L i n e D e s c r i p t i o n < / S a l e s L i n e D e s c r i p t i o n > - 
-             < S a l e s L i n e D o c u m e n t N o > & l t ; ? x m l   v e r s i o n = " 1 . 0 "   s t a n d a l o n e = " y e s " ? & g t ; - 
- & l t ; ? m s o - a p p l i c a t i o n   p r o g i d = " W o r d . D o c u m e n t " ? & g t ; - 
- & l t ; p k g : p a c k a g e   x m l n s : p k g = " h t t p : / / s c h e m a s . m i c r o s o f t . c o m / o f f i c e / 2 0 0 6 / x m l P a c k a g e " & g t ; & l t ; p k g : p a r t   p k g : n a m e = " / _ r e l s / . r e l s "   p k g : c o n t e n t T y p e = " a p p l i c a t i o n / v n d . o p e n x m l f o r m a t s - p a c k a g e . r e l a t i o n s h i p s + x m l "   p k g : p a d d i n g = " 5 1 2 " & g t ; & l t ; p k g : x m l D a t a & g t ; & l t ; R e l a t i o n s h i p s   x m l n s = " h t t p : / / s c h e m a s . o p e n x m l f o r m a t s . o r g / p a c k a g e / 2 0 0 6 / r e l a t i o n s h i p s " & g t ; & l t ; R e l a t i o n s h i p   I d = " r I d 2 "   T y p e = " h t t p : / / s c h e m a s . m i c r o s o f t . c o m / o f f i c e / 2 0 2 0 / 0 2 / r e l a t i o n s h i p s / c l a s s i f i c a t i o n l a b e l s "   T a r g e t = " d o c M e t a d a t a / L a b e l I n f o . x m l " / & g t ; & l t ; R e l a t i o n s h i p   I d = " r I d 1 "   T y p e = " h t t p : / / s c h e m a s . o p e n x m l f o r m a t s . o r g / o f f i c e D o c u m e n t / 2 0 0 6 / r e l a t i o n s h i p s / o f f i c e D o c u m e n t "   T a r g e t = " w o r d / d o c u m e n t . x m l " / & g t ; & l t ; / R e l a t i o n s h i p s & g t ; & l t ; / p k g : x m l D a t a & g t ; & l t ; / p k g : p a r t & g t ; & l t ; p k g : p a r t   p k g : n a m e = " / w o r d / d o c u m e n t . x m l "   p k g : c o n t e n t T y p e = " a p p l i c a t i o n / v n d . o p e n x m l f o r m a t s - o f f i c e d o c u m e n t . w o r d p r o c e s s i n g m l . d o c u m e n t . m a i n + x m l " & g t ; & l t ; p k g : x m l D a t a & g t ; & l t ; w : d o c u m e n t   x m l n s : w p c = " h t t p : / / s c h e m a s . m i c r o s o f t . c o m / o f f i c e / w o r d / 2 0 1 0 / w o r d p r o c e s s i n g C a n v a s "   x m l n s : c x = " h t t p : / / s c h e m a s . m i c r o s o f t . c o m / o f f i c e / d r a w i n g / 2 0 1 4 / c h a r t e x "   x m l n s : c x 1 = " h t t p : / / s c h e m a s . m i c r o s o f t . c o m / o f f i c e / d r a w i n g / 2 0 1 5 / 9 / 8 / c h a r t e x "   x m l n s : c x 2 = " h t t p : / / s c h e m a s . m i c r o s o f t . c o m / o f f i c e / d r a w i n g / 2 0 1 5 / 1 0 / 2 1 / c h a r t e x "   x m l n s : c x 3 = " h t t p : / / s c h e m a s . m i c r o s o f t . c o m / o f f i c e / d r a w i n g / 2 0 1 6 / 5 / 9 / c h a r t e x "   x m l n s : c x 4 = " h t t p : / / s c h e m a s . m i c r o s o f t . c o m / o f f i c e / d r a w i n g / 2 0 1 6 / 5 / 1 0 / c h a r t e x "   x m l n s : c x 5 = " h t t p : / / s c h e m a s . m i c r o s o f t . c o m / o f f i c e / d r a w i n g / 2 0 1 6 / 5 / 1 1 / c h a r t e x "   x m l n s : c x 6 = " h t t p : / / s c h e m a s . m i c r o s o f t . c o m / o f f i c e / d r a w i n g / 2 0 1 6 / 5 / 1 2 / c h a r t e x "   x m l n s : c x 7 = " h t t p : / / s c h e m a s . m i c r o s o f t . c o m / o f f i c e / d r a w i n g / 2 0 1 6 / 5 / 1 3 / c h a r t e x "   x m l n s : c x 8 = " h t t p : / / s c h e m a s . m i c r o s o f t . c o m / o f f i c e / d r a w i n g / 2 0 1 6 / 5 / 1 4 / c h a r t e x "   x m l n s : m c = " h t t p : / / s c h e m a s . o p e n x m l f o r m a t s . o r g / m a r k u p - c o m p a t i b i l i t y / 2 0 0 6 "   x m l n s : a i n k = " h t t p : / / s c h e m a s . m i c r o s o f t . c o m / o f f i c e / d r a w i n g / 2 0 1 6 / i n k "   x m l n s : a m 3 d = " h t t p : / / s c h e m a s . m i c r o s o f t . c o m / o f f i c e / d r a w i n g / 2 0 1 7 / m o d e l 3 d "   x m l n s : o = " u r n : s c h e m a s - m i c r o s o f t - c o m : o f f i c e : o f f i c e "   x m l n s : o e l = " h t t p : / / s c h e m a s . m i c r o s o f t . c o m / o f f i c e / 2 0 1 9 / e x t l s t "   x m l n s : r = " h t t p : / / s c h e m a s . o p e n x m l f o r m a t s . o r g / o f f i c e D o c u m e n t / 2 0 0 6 / r e l a t i o n s h i p s "   x m l n s : m = " h t t p : / / s c h e m a s . o p e n x m l f o r m a t s . o r g / o f f i c e D o c u m e n t / 2 0 0 6 / m a t h "   x m l n s : v = " u r n : s c h e m a s - m i c r o s o f t - c o m : v m l "   x m l n s : w p 1 4 = " h t t p : / / s c h e m a s . m i c r o s o f t . c o m / o f f i c e / w o r d / 2 0 1 0 / w o r d p r o c e s s i n g D r a w i n g "   x m l n s : w p = " h t t p : / / s c h e m a s . o p e n x m l f o r m a t s . o r g / d r a w i n g m l / 2 0 0 6 / w o r d p r o c e s s i n g D r a w i n g "   x m l n s : w 1 0 = " u r n : s c h e m a s - m i c r o s o f t - c o m : o f f i c e : w o r d "   x m l n s : w = " h t t p : / / s c h e m a s . o p e n x m l f o r m a t s . o r g / w o r d p r o c e s s i n g m l / 2 0 0 6 / m a i n "   x m l n s : w 1 4 = " h t t p : / / s c h e m a s . m i c r o s o f t . c o m / o f f i c e / w o r d / 2 0 1 0 / w o r d m l "   x m l n s : w 1 5 = " h t t p : / / s c h e m a s . m i c r o s o f t . c o m / o f f i c e / w o r d / 2 0 1 2 / w o r d m l "   x m l n s : w 1 6 c e x = " h t t p : / / s c h e m a s . m i c r o s o f t . c o m / o f f i c e / w o r d / 2 0 1 8 / w o r d m l / c e x "   x m l n s : w 1 6 c i d = " h t t p : / / s c h e m a s . m i c r o s o f t . c o m / o f f i c e / w o r d / 2 0 1 6 / w o r d m l / c i d "   x m l n s : w 1 6 = " h t t p : / / s c h e m a s . m i c r o s o f t . c o m / o f f i c e / w o r d / 2 0 1 8 / w o r d m l "   x m l n s : w 1 6 d u = " h t t p : / / s c h e m a s . m i c r o s o f t . c o m / o f f i c e / w o r d / 2 0 2 3 / w o r d m l / w o r d 1 6 d u "   x m l n s : w 1 6 s d t d h = " h t t p : / / s c h e m a s . m i c r o s o f t . c o m / o f f i c e / w o r d / 2 0 2 0 / w o r d m l / s d t d a t a h a s h "   x m l n s : w 1 6 s d t f l = " h t t p : / / s c h e m a s . m i c r o s o f t . c o m / o f f i c e / w o r d / 2 0 2 4 / w o r d m l / s d t f o r m a t l o c k "   x m l n s : w 1 6 s e = " h t t p : / / s c h e m a s . m i c r o s o f t . c o m / o f f i c e / w o r d / 2 0 1 5 / w o r d m l / s y m e x "   x m l n s : w p g = " h t t p : / / s c h e m a s . m i c r o s o f t . c o m / o f f i c e / w o r d / 2 0 1 0 / w o r d p r o c e s s i n g G r o u p "   x m l n s : w p i = " h t t p : / / s c h e m a s . m i c r o s o f t . c o m / o f f i c e / w o r d / 2 0 1 0 / w o r d p r o c e s s i n g I n k "   x m l n s : w n e = " h t t p : / / s c h e m a s . m i c r o s o f t . c o m / o f f i c e / w o r d / 2 0 0 6 / w o r d m l "   x m l n s : w p s = " h t t p : / / s c h e m a s . m i c r o s o f t . c o m / o f f i c e / w o r d / 2 0 1 0 / w o r d p r o c e s s i n g S h a p e "   m c : I g n o r a b l e = " w 1 4   w 1 5   w 1 6 s e   w 1 6 c i d   w 1 6   w 1 6 c e x   w 1 6 s d t d h   w 1 6 s d t f l   w 1 6 d u   w p 1 4 " & g t ; & l t ; w : b o d y & g t ; & l t ; w : p   w 1 4 : p a r a I d = " 2 1 A 4 2 4 1 C "   w 1 4 : t e x t I d = " 4 B A 0 B 5 3 B "   w : r s i d R = " 0 0 C 5 7 B 7 3 "   w : r s i d R D e f a u l t = " 0 0 C 5 7 B 7 3 " & g t ; & l t ; w : p P r & g t ; & l t ; w : f r a m e P r   w : h S p a c e = " 1 8 0 "   w : w r a p = " a r o u n d "   w : v A n c h o r = " t e x t "   w : h A n c h o r = " t e x t "   w : y = " 1 " / & g t ; & l t ; w : s p a c i n g   w : a f t e r = " 0 "   w : l i n e = " 2 4 0 "   w : l i n e R u l e = " a u t o " / & g t ; & l t ; w : s u p p r e s s O v e r l a p / & g t ; & l t ; / w : p P r & g t ; & l t ; w : r   w : r s i d R P r = " 0 0 F 0 5 F 7 E " & g t ; & l t ; w : r P r & g t ; & l t ; w : r F o n t s   w : a s c i i = " S e g o e   U I "   w : h A n s i = " S e g o e   U I "   w : c s = " S e g o e   U I " / & g t ; & l t ; w : b / & g t ; & l t ; w : b C s / & g t ; & l t ; w : s z   w : v a l = " 1 6 " / & g t ; & l t ; w : s z C s   w : v a l = " 1 6 " / & g t ; & l t ; / w : r P r & g t ; & l t ; w : t & g t ; S a l e s L i n e D o c u m e n t N o & l t ; / w : t & g t ; & l t ; / w : r & g t ; & l t ; / w : p & g t ; & l t ; w : s e c t P r   w : r s i d R = " 0 0 0 0 0 0 0 0 " & g t ; & l t ; w : p g S z   w : w = " 1 2 2 4 0 "   w : h = " 1 5 8 4 0 " / & g t ; & l t ; w : p g M a r   w : t o p = " 1 4 4 0 "   w : r i g h t = " 1 4 4 0 "   w : b o t t o m = " 1 4 4 0 "   w : l e f t = " 1 4 4 0 "   w : h e a d e r = " 7 2 0 "   w : f o o t e r = " 7 2 0 "   w : g u t t e r = " 0 " / & g t ; & l t ; w : c o l s   w : s p a c e = " 7 2 0 " / & g t ; & l t ; / w : s e c t P r & g t ; & l t ; / w : b o d y & g t ; & l t ; / w : d o c u m e n t & g t ; & l t ; / p k g : x m l D a t a & g t ; & l t ; / p k g : p a r t & g t ; & l t ; p k g : p a r t   p k g : n a m e = " / w o r d / _ r e l s / d o c u m e n t . x m l . r e l s "   p k g : c o n t e n t T y p e = " a p p l i c a t i o n / v n d . o p e n x m l f o r m a t s - p a c k a g e . r e l a t i o n s h i p s + x m l "   p k g : p a d d i n g = " 2 5 6 " & g t ; & l t ; p k g : x m l D a t a & g t ; & l t ; R e l a t i o n s h i p s   x m l n s = " h t t p : / / s c h e m a s . o p e n x m l f o r m a t s . o r g / p a c k a g e / 2 0 0 6 / r e l a t i o n s h i p s " & g t ; & l t ; R e l a t i o n s h i p   I d = " r I d 1 "   T y p e = " h t t p : / / s c h e m a s . o p e n x m l f o r m a t s . o r g / o f f i c e D o c u m e n t / 2 0 0 6 / r e l a t i o n s h i p s / s t y l e s "   T a r g e t = " s t y l e s . x m l " / & g t ; & l t ; / R e l a t i o n s h i p s & g t ; & l t ; / p k g : x m l D a t a & g t ; & l t ; / p k g : p a r t & g t ; & l t ; p k g : p a r t   p k g : n a m e = " / w o r d / s t y l e s . x m l "   p k g : c o n t e n t T y p e = " a p p l i c a t i o n / v n d . o p e n x m l f o r m a t s - o f f i c e d o c u m e n t . w o r d p r o c e s s i n g m l . s t y l e s + x m l " & g t ; & l t ; p k g : x m l D a t a & g t ; & l t ; w : s t y l e s   x m l n s : m c = " h t t p : / / s c h e m a s . o p e n x m l f o r m a t s . o r g / m a r k u p - c o m p a t i b i l i t y / 2 0 0 6 "   x m l n s : r = " h t t p : / / s c h e m a s . o p e n x m l f o r m a t s . o r g / o f f i c e D o c u m e n t / 2 0 0 6 / r e l a t i o n s h i p s "   x m l n s : w = " h t t p : / / s c h e m a s . o p e n x m l f o r m a t s . o r g / w o r d p r o c e s s i n g m l / 2 0 0 6 / m a i n "   x m l n s : w 1 4 = " h t t p : / / s c h e m a s . m i c r o s o f t . c o m / o f f i c e / w o r d / 2 0 1 0 / w o r d m l "   x m l n s : w 1 5 = " h t t p : / / s c h e m a s . m i c r o s o f t . c o m / o f f i c e / w o r d / 2 0 1 2 / w o r d m l "   x m l n s : w 1 6 c e x = " h t t p : / / s c h e m a s . m i c r o s o f t . c o m / o f f i c e / w o r d / 2 0 1 8 / w o r d m l / c e x "   x m l n s : w 1 6 c i d = " h t t p : / / s c h e m a s . m i c r o s o f t . c o m / o f f i c e / w o r d / 2 0 1 6 / w o r d m l / c i d "   x m l n s : w 1 6 = " h t t p : / / s c h e m a s . m i c r o s o f t . c o m / o f f i c e / w o r d / 2 0 1 8 / w o r d m l "   x m l n s : w 1 6 d u = " h t t p : / / s c h e m a s . m i c r o s o f t . c o m / o f f i c e / w o r d / 2 0 2 3 / w o r d m l / w o r d 1 6 d u "   x m l n s : w 1 6 s d t d h = " h t t p : / / s c h e m a s . m i c r o s o f t . c o m / o f f i c e / w o r d / 2 0 2 0 / w o r d m l / s d t d a t a h a s h "   x m l n s : w 1 6 s d t f l = " h t t p : / / s c h e m a s . m i c r o s o f t . c o m / o f f i c e / w o r d / 2 0 2 4 / w o r d m l / s d t f o r m a t l o c k "   x m l n s : w 1 6 s e = " h t t p : / / s c h e m a s . m i c r o s o f t . c o m / o f f i c e / w o r d / 2 0 1 5 / w o r d m l / s y m e x "   m c : I g n o r a b l e = " w 1 4   w 1 5   w 1 6 s e   w 1 6 c i d   w 1 6   w 1 6 c e x   w 1 6 s d t d h   w 1 6 s d t f l   w 1 6 d u " & g t ; & l t ; w : d o c D e f a u l t s & g t ; & l t ; w : r P r D e f a u l t & g t ; & l t ; w : r P r & g t ; & l t ; w : r F o n t s   w : a s c i i T h e m e = " m i n o r H A n s i "   w : e a s t A s i a T h e m e = " m i n o r E a s t A s i a "   w : h A n s i T h e m e = " m i n o r H A n s i "   w : c s t h e m e = " m i n o r B i d i " / & g t ; & l t ; w : k e r n   w : v a l = " 2 " / & g t ; & l t ; w : s z   w : v a l = " 2 4 " / & g t ; & l t ; w : s z C s   w : v a l = " 2 4 " / & g t ; & l t ; w : l a n g   w : v a l = " e n - A U "   w : e a s t A s i a = " z h - C N "   w : b i d i = " a r - S A " / & g t ; & l t ; w 1 4 : l i g a t u r e s   w 1 4 : v a l = " s t a n d a r d C o n t e x t u a l " / & g t ; & l t ; / w : r P r & g t ; & l t ; / w : r P r D e f a u l t & g t ; & l t ; w : p P r D e f a u l t & g t ; & l t ; w : p P r & g t ; & l t ; w : s p a c i n g   w : a f t e r = " 1 6 0 "   w : l i n e = " 2 7 8 "   w : l i n e R u l e = " a u t o " / & g t ; & l t ; / w : p P r & g t ; & l t ; / w : p P r D e f a u l t & g t ; & l t ; / w : d o c D e f a u l t s & g t ; & l t ; w : s t y l e   w : t y p e = " p a r a g r a p h "   w : d e f a u l t = " 1 "   w : s t y l e I d = " N o r m a l " & g t ; & l t ; w : n a m e   w : v a l = " N o r m a l " / & g t ; & l t ; w : q F o r m a t / & g t ; & l t ; w : r s i d   w : v a l = " 0 0 C 5 7 B 7 3 " / & g t ; & l t ; / w : s t y l e & g t ; & l t ; w : s t y l e   w : t y p e = " c h a r a c t e r "   w : d e f a u l t = " 1 "   w : s t y l e I d = " D e f a u l t P a r a g r a p h F o n t " & g t ; & l t ; w : n a m e   w : v a l = " D e f a u l t   P a r a g r a p h   F o n t " / & g t ; & l t ; w : u i P r i o r i t y   w : v a l = " 1 " / & g t ; & l t ; w : s e m i H i d d e n / & g t ; & l t ; w : u n h i d e W h e n U s e d / & g t ; & l t ; w : r s i d   w : v a l = " 0 0 C 5 7 B 7 3 " / & g t ; & l t ; / w : s t y l e & g t ; & l t ; w : s t y l e   w : t y p e = " t a b l e "   w : d e f a u l t = " 1 "   w : s t y l e I d = " T a b l e N o r m a l " & g t ; & l t ; w : n a m e   w : v a l = " N o r m a l   T a b l e " / & g t ; & l t ; w : u i P r i o r i t y   w : v a l = " 9 9 " / & g t ; & l t ; w : s e m i H i d d e n / & g t ; & l t ; w : u n h i d e W h e n U s e d / & g t ; & l t ; w : t b l P r & g t ; & l t ; w : t b l I n d   w : w = " 0 "   w : t y p e = " d x a " / & g t ; & l t ; w : t b l C e l l M a r & g t ; & l t ; w : t o p   w : w = " 0 "   w : t y p e = " d x a " / & g t ; & l t ; w : l e f t   w : w = " 1 0 8 "   w : t y p e = " d x a " / & g t ; & l t ; w : b o t t o m   w : w = " 0 "   w : t y p e = " d x a " / & g t ; & l t ; w : r i g h t   w : w = " 1 0 8 "   w : t y p e = " d x a " / & g t ; & l t ; / w : t b l C e l l M a r & g t ; & l t ; / w : t b l P r & g t ; & l t ; / w : s t y l e & g t ; & l t ; w : s t y l e   w : t y p e = " n u m b e r i n g "   w : d e f a u l t = " 1 "   w : s t y l e I d = " N o L i s t " & g t ; & l t ; w : n a m e   w : v a l = " N o   L i s t " / & g t ; & l t ; w : u i P r i o r i t y   w : v a l = " 9 9 " / & g t ; & l t ; w : s e m i H i d d e n / & g t ; & l t ; w : u n h i d e W h e n U s e d / & g t ; & l t ; w : r s i d   w : v a l = " 0 0 C 5 7 B 7 3 " / & g t ; & l t ; / w : s t y l e & g t ; & l t ; / w : s t y l e s & g t ; & l t ; / p k g : x m l D a t a & g t ; & l t ; / p k g : p a r t & g t ; & l t ; p k g : p a r t   p k g : n a m e = " / d o c M e t a d a t a / L a b e l I n f o . x m l "   p k g : c o n t e n t T y p e = " a p p l i c a t i o n / v n d . m s - o f f i c e . c l a s s i f i c a t i o n l a b e l s + x m l " & g t ; & l t ; p k g : x m l D a t a & g t ; & l t ; c l b l : l a b e l L i s t   x m l n s : c l b l = " h t t p : / / s c h e m a s . m i c r o s o f t . c o m / o f f i c e / 2 0 2 0 / m i p L a b e l M e t a d a t a " & g t ; & l t ; c l b l : l a b e l   i d = " { 8 5 c a 8 a f 4 - 7 6 3 a - 4 5 c 2 - 8 0 a e - a 5 c a 1 b 8 0 b d d c } "   e n a b l e d = " 1 "   m e t h o d = " S t a n d a r d "   s i t e I d = " { 0 6 c d a f 0 9 - 1 4 f 0 - 4 c d 1 - 8 a c 0 - 7 b f e d 7 0 7 a 8 2 c } "   c o n t e n t B i t s = " 0 "   r e m o v e d = " 0 " / & g t ; & l t ; / c l b l : l a b e l L i s t & g t ; & l t ; / p k g : x m l D a t a & g t ; & l t ; / p k g : p a r t & g t ; & l t ; / p k g : p a c k a g e & g t ; - 
- < / S a l e s L i n e D o c u m e n t N o > - 
-             < S a l e s L i n e L i n e D i s c o u n t > S a l e s L i n e L i n e D i s c o u n t < / S a l e s L i n e L i n e D i s c o u n t > - 
-             < S a l e s L i n e U n i t P r i c e > S a l e s L i n e U n i t P r i c e < / S a l e s L i n e U n i t P r i c e > - 
-             < S h i p m e n t D a t e _ S a l e s L i n e > S h i p m e n t D a t e _ S a l e s L i n e < / S h i p m e n t D a t e _ S a l e s L i n e > - 
-         < / S a l e s _ L i n e > - 
-         < S u b T o t a l s > - 
-             < S u b T o t a l s _ B a c k O r d e r Q t y > S u b T o t a l s _ B a c k O r d e r Q t y < / S u b T o t a l s _ B a c k O r d e r Q t y > - 
-             < S u b T o t a l s _ O u t s t a n d i n g A m t > S u b T o t a l s _ O u t s t a n d i n g A m t < / S u b T o t a l s _ O u t s t a n d i n g A m t > - 
-             < S u b T o t a l s _ O u t s t a n d i n g Q t y > S u b T o t a l s _ O u t s t a n d i n g Q t y < / S u b T o t a l s _ O u t s t a n d i n g Q t y > - 
-         < / S u b T o t a l s > - 
-     < / I t e m > - 
-     < T o t a l s > - 
-         < T o t a l s _ N u m b e r > T o t a l s _ N u m b e r < / T o t a l s _ N u m b e r > - 
-         < T o t a l s _ O u t s t a n d i n g A m t > T o t a l s _ O u t s t a n d i n g A m t < / T o t a l s _ O u t s t a n d i n g A m t > - 
-     < / T o t a l s > - 
- < / N a v W o r d R e p o r t X m l P a r t > 
-</file>
-
-<file path=customXml/itemProps1.xml><?xml version="1.0" encoding="utf-8"?>
-<ds:datastoreItem xmlns:ds="http://schemas.openxmlformats.org/officeDocument/2006/customXml" ds:itemID="{41F0B0A1-695E-455D-A698-2031F8AD232A}">
-  <ds:schemaRefs>
-    <ds:schemaRef ds:uri="urn:microsoft-dynamics-nav/reports/FS_YSR_InventoryOrderDetails/50002/"/>
-  </ds:schemaRefs>
-</ds:datastoreItem>
+<file path=customXml/item2.xml><?xml version="1.0" encoding="utf-8"?>
+<NavWordReportXmlPart xmlns="urn:microsoft-dynamics-nav/reports/Inventory_Order_Details/708/">
+  <BCReportInformation>
+    <ReportMetadata>
+      <ExtensionId>Extension ID</ExtensionId>
+      <ExtensionName>Extension Name</ExtensionName>
+      <ExtensionPublisher>Extension Publisher</ExtensionPublisher>
+      <ExtensionVersion>Extension Version</ExtensionVersion>
+      <ReportId>Report ID</ReportId>
+      <ReportName>Report Name</ReportName>
+      <AboutThisReportTitle>About This Report Title</AboutThisReportTitle>
+      <AboutThisReportText>About This Report Text</AboutThisReportText>
+      <ReportHelpLink>Report Help Link</ReportHelpLink>
+    </ReportMetadata>
+    <ReportRequest>
+      <TenantEntraId>Tenant Entra Id</TenantEntraId>
+      <EnvironmentName>Environment Name</EnvironmentName>
+      <EnvironmentType>Environment Type</EnvironmentType>
+      <CompanyName>Company Name</CompanyName>
+      <CompanyDisplayName>Company Display Name</CompanyDisplayName>
+      <CompanyId>Company ID</CompanyId>
+      <UserName>User Name</UserName>
+      <DateAndTime>Date and Time</DateAndTime>
+      <Language>Language</Language>
+      <FormatRegion>Format Region</FormatRegion>
+      <DateTimeValues>
+        <Year>Year</Year>
+        <MonthNumber>Month Number</MonthNumber>
+        <DayNumber>Day Number</DayNumber>
+        <Hour>Hour</Hour>
+        <Minute>Minute</Minute>
+      </DateTimeValues>
+    </ReportRequest>
+  </BCReportInformation>
+  <Labels>
+    <AboutTheReportLabel>AboutTheReportLabel</AboutTheReportLabel>
+    <AssemblyBOM_ItemCaption>AssemblyBOM_ItemCaption</AssemblyBOM_ItemCaption>
+    <BackOrderQtyLabel>BackOrderQtyLabel</BackOrderQtyLabel>
+    <CompanyLabel>CompanyLabel</CompanyLabel>
+    <DataRetrieved>DataRetrieved</DataRetrieved>
+    <Description_ItemCaption>Description_ItemCaption</Description_ItemCaption>
+    <DocumentationLabel>DocumentationLabel</DocumentationLabel>
+    <EnvironmentLabel>EnvironmentLabel</EnvironmentLabel>
+    <InvDiscountAmt_SalesLineCaption>InvDiscountAmt_SalesLineCaption</InvDiscountAmt_SalesLineCaption>
+    <InventoryOrderDetails>InventoryOrderDetails</InventoryOrderDetails>
+    <InventoryOrderDetailsPrint>InventoryOrderDetailsPrint</InventoryOrderDetailsPrint>
+    <InventoryPostingGroup_ItemCaption>InventoryPostingGroup_ItemCaption</InventoryPostingGroup_ItemCaption>
+    <InvOrderDetailsAnalysis>InvOrderDetailsAnalysis</InvOrderDetailsAnalysis>
+    <No_ItemCaption>No_ItemCaption</No_ItemCaption>
+    <OutstandingAmt_SalesLineCaption>OutstandingAmt_SalesLineCaption</OutstandingAmt_SalesLineCaption>
+    <OutstandingAmt1_SalesLineCaption>OutstandingAmt1_SalesLineCaption</OutstandingAmt1_SalesLineCaption>
+    <OutstandingQty_SalesLineCaption>OutstandingQty_SalesLineCaption</OutstandingQty_SalesLineCaption>
+    <PostingDateFilterLabel>PostingDateFilterLabel</PostingDateFilterLabel>
+    <Quantity_SalesLineCaption>Quantity_SalesLineCaption</Quantity_SalesLineCaption>
+    <ReportNameLabel>ReportNameLabel</ReportNameLabel>
+    <RunOnLabel>RunOnLabel</RunOnLabel>
+    <SalesHeaderBilltoNameCaption>SalesHeaderBilltoNameCaption</SalesHeaderBilltoNameCaption>
+    <SalesLineDocumentNoCaption>SalesLineDocumentNoCaption</SalesLineDocumentNoCaption>
+    <SalesLineLineDiscountCaption>SalesLineLineDiscountCaption</SalesLineLineDiscountCaption>
+    <SalesLineUnitPriceCaption>SalesLineUnitPriceCaption</SalesLineUnitPriceCaption>
+    <ShipmentDateLabel>ShipmentDateLabel</ShipmentDateLabel>
+    <UserLabel>UserLabel</UserLabel>
+  </Labels>
+  <Item>
+    <AssemblyBOM_Item>AssemblyBOM_Item</AssemblyBOM_Item>
+    <BackOrderQtyCaption>BackOrderQtyCaption</BackOrderQtyCaption>
+    <BinFilter_Item>BinFilter_Item</BinFilter_Item>
+    <CompanyName>CompanyName</CompanyName>
+    <CurrReportPageNoCaption>CurrReportPageNoCaption</CurrReportPageNoCaption>
+    <Description_Item>Description_Item</Description_Item>
+    <GlobalDim1Filter_Item>GlobalDim1Filter_Item</GlobalDim1Filter_Item>
+    <GlobalDim2Filter_Item>GlobalDim2Filter_Item</GlobalDim2Filter_Item>
+    <InventoryPostingGroup_Item>InventoryPostingGroup_Item</InventoryPostingGroup_Item>
+    <InvntryOrderDetailCapt>InvntryOrderDetailCapt</InvntryOrderDetailCapt>
+    <ItemFilter>ItemFilter</ItemFilter>
+    <ItemTableCaptItemFilter>ItemTableCaptItemFilter</ItemTableCaptItemFilter>
+    <LocationFilter_Item>LocationFilter_Item</LocationFilter_Item>
+    <No_Item>No_Item</No_Item>
+    <OutstandingAmt_SalesLine>OutstandingAmt_SalesLine</OutstandingAmt_SalesLine>
+    <SalesHeaderBilltoNameCapt>SalesHeaderBilltoNameCapt</SalesHeaderBilltoNameCapt>
+    <SalesLineFilter>SalesLineFilter</SalesLineFilter>
+    <SalesLineInvDiscAmtCapt>SalesLineInvDiscAmtCapt</SalesLineInvDiscAmtCapt>
+    <SalesLineLineDiscCaption>SalesLineLineDiscCaption</SalesLineLineDiscCaption>
+    <SalesLineOutstngAmtCapt>SalesLineOutstngAmtCapt</SalesLineOutstngAmtCapt>
+    <SalesLineShipDateCaption>SalesLineShipDateCaption</SalesLineShipDateCaption>
+    <StrSbStNoSalOdrLnSalLnFlt>StrSbStNoSalOdrLnSalLnFlt</StrSbStNoSalOdrLnSalLnFlt>
+    <TotalCaption>TotalCaption</TotalCaption>
+    <VariantFilter_Item>VariantFilter_Item</VariantFilter_Item>
+    <Sales_Line>
+      <BackOrderQty>BackOrderQty</BackOrderQty>
+      <InvDiscountAmt_SalesLine>InvDiscountAmt_SalesLine</InvDiscountAmt_SalesLine>
+      <OutstandingAmt1_SalesLine>OutstandingAmt1_SalesLine</OutstandingAmt1_SalesLine>
+      <OutstandingQty_SalesLine>OutstandingQty_SalesLine</OutstandingQty_SalesLine>
+      <Quantity_SalesLine>Quantity_SalesLine</Quantity_SalesLine>
+      <SalesHeaderBilltoName>SalesHeaderBilltoName</SalesHeaderBilltoName>
+      <SalesLineDescription>SalesLineDescription</SalesLineDescription>
+      <SalesLineDocumentNo>SalesLineDocumentNo</SalesLineDocumentNo>
+      <SalesLineLineDiscount>SalesLineLineDiscount</SalesLineLineDiscount>
+      <SalesLineUnitPrice>SalesLineUnitPrice</SalesLineUnitPrice>
+      <ShipmentDate_SalesLine>ShipmentDate_SalesLine</ShipmentDate_SalesLine>
+    </Sales_Line>
+    <SubTotals>
+      <SubTotals_BackOrderQty>SubTotals_BackOrderQty</SubTotals_BackOrderQty>
+      <SubTotals_OutstandingAmt>SubTotals_OutstandingAmt</SubTotals_OutstandingAmt>
+      <SubTotals_OutstandingQty>SubTotals_OutstandingQty</SubTotals_OutstandingQty>
+    </SubTotals>
+  </Item>
+  <Totals>
+    <Totals_Number>Totals_Number</Totals_Number>
+    <Totals_OutstandingAmt>Totals_OutstandingAmt</Totals_OutstandingAmt>
+  </Totals>
+</NavWordReportXmlPart>
 </file>
 
 <file path=docMetadata/LabelInfo.xml><?xml version="1.0" encoding="utf-8"?>

--- a/Base Application/Inventory/Reports/InventoryOrderDetails.docx
+++ b/Base Application/Inventory/Reports/InventoryOrderDetails.docx
@@ -26,7 +26,7 @@
       <w:tr>
         <w:trPr>
           <w:cnfStyle w:val="100000000000" w:firstRow="1" w:lastRow="0" w:firstColumn="0" w:lastColumn="0" w:oddVBand="0" w:evenVBand="0" w:oddHBand="0" w:evenHBand="0" w:firstRowFirstColumn="0" w:firstRowLastColumn="0" w:lastRowFirstColumn="0" w:lastRowLastColumn="0"/>
-          <w:trHeight w:val="454" w:hRule="exact"/>
+          <w:trHeight w:val="454" w:hRule="atLeast"/>
         </w:trPr>
         <w:sdt>
           <w:sdtPr>
@@ -48,7 +48,7 @@
             <w:tc>
               <w:tcPr>
                 <w:cnfStyle w:val="001000000000" w:firstRow="0" w:lastRow="0" w:firstColumn="1" w:lastColumn="0" w:oddVBand="0" w:evenVBand="0" w:oddHBand="0" w:evenHBand="0" w:firstRowFirstColumn="0" w:firstRowLastColumn="0" w:lastRowFirstColumn="0" w:lastRowLastColumn="0"/>
-                <w:tcW w:w="1104" w:type="dxa"/>
+                <w:tcW w:w="1701" w:type="dxa"/>
                 <w:tcBorders>
                   <w:top w:val="nil"/>
                   <w:left w:val="nil"/>
@@ -99,7 +99,7 @@
           <w:sdtContent>
             <w:tc>
               <w:tcPr>
-                <w:tcW w:w="3019" w:type="dxa"/>
+                <w:tcW w:w="2422" w:type="dxa"/>
                 <w:tcBorders>
                   <w:top w:val="nil"/>
                   <w:left w:val="nil"/>
@@ -576,12 +576,12 @@
       <w:tr>
         <w:trPr>
           <w:cnfStyle w:val="000000100000" w:firstRow="0" w:lastRow="0" w:firstColumn="0" w:lastColumn="0" w:oddVBand="0" w:evenVBand="0" w:oddHBand="1" w:evenHBand="0" w:firstRowFirstColumn="0" w:firstRowLastColumn="0" w:lastRowFirstColumn="0" w:lastRowLastColumn="0"/>
-          <w:trHeight w:val="85" w:hRule="exact"/>
+          <w:trHeight w:val="85" w:hRule="atLeast"/>
         </w:trPr>
         <w:tc>
           <w:tcPr>
             <w:cnfStyle w:val="001000000000" w:firstRow="0" w:lastRow="0" w:firstColumn="1" w:lastColumn="0" w:oddVBand="0" w:evenVBand="0" w:oddHBand="0" w:evenHBand="0" w:firstRowFirstColumn="0" w:firstRowLastColumn="0" w:lastRowFirstColumn="0" w:lastRowLastColumn="0"/>
-            <w:tcW w:w="1104" w:type="dxa"/>
+            <w:tcW w:w="1701" w:type="dxa"/>
             <w:tcBorders>
               <w:top w:val="nil"/>
               <w:left w:val="nil"/>
@@ -604,7 +604,7 @@
         </w:tc>
         <w:tc>
           <w:tcPr>
-            <w:tcW w:w="3019" w:type="dxa"/>
+            <w:tcW w:w="2422" w:type="dxa"/>
             <w:tcBorders>
               <w:top w:val="nil"/>
               <w:left w:val="nil"/>
@@ -803,12 +803,12 @@
       </w:tr>
       <w:tr>
         <w:trPr>
-          <w:trHeight w:val="85" w:hRule="exact"/>
+          <w:trHeight w:val="85" w:hRule="atLeast"/>
         </w:trPr>
         <w:tc>
           <w:tcPr>
             <w:cnfStyle w:val="001000000000" w:firstRow="0" w:lastRow="0" w:firstColumn="1" w:lastColumn="0" w:oddVBand="0" w:evenVBand="0" w:oddHBand="0" w:evenHBand="0" w:firstRowFirstColumn="0" w:firstRowLastColumn="0" w:lastRowFirstColumn="0" w:lastRowLastColumn="0"/>
-            <w:tcW w:w="1104" w:type="dxa"/>
+            <w:tcW w:w="1701" w:type="dxa"/>
             <w:tcBorders>
               <w:top w:val="single" w:color="auto" w:sz="4" w:space="0"/>
               <w:left w:val="nil"/>
@@ -831,7 +831,7 @@
         </w:tc>
         <w:tc>
           <w:tcPr>
-            <w:tcW w:w="3019" w:type="dxa"/>
+            <w:tcW w:w="2422" w:type="dxa"/>
             <w:tcBorders>
               <w:top w:val="single" w:color="auto" w:sz="4" w:space="0"/>
               <w:left w:val="nil"/>
@@ -1081,12 +1081,12 @@
               <w:tr>
                 <w:trPr>
                   <w:cnfStyle w:val="000000100000" w:firstRow="0" w:lastRow="0" w:firstColumn="0" w:lastColumn="0" w:oddVBand="0" w:evenVBand="0" w:oddHBand="1" w:evenHBand="0" w:firstRowFirstColumn="0" w:firstRowLastColumn="0" w:lastRowFirstColumn="0" w:lastRowLastColumn="0"/>
-                  <w:trHeight w:val="170" w:hRule="exact"/>
+                  <w:trHeight w:val="170" w:hRule="atLeast"/>
                 </w:trPr>
                 <w:tc>
                   <w:tcPr>
                     <w:cnfStyle w:val="001000000000" w:firstRow="0" w:lastRow="0" w:firstColumn="1" w:lastColumn="0" w:oddVBand="0" w:evenVBand="0" w:oddHBand="0" w:evenHBand="0" w:firstRowFirstColumn="0" w:firstRowLastColumn="0" w:lastRowFirstColumn="0" w:lastRowLastColumn="0"/>
-                    <w:tcW w:w="1104" w:type="dxa"/>
+                    <w:tcW w:w="1701" w:type="dxa"/>
                     <w:tcBorders>
                       <w:top w:val="nil"/>
                       <w:left w:val="nil"/>
@@ -1107,7 +1107,7 @@
                 </w:tc>
                 <w:tc>
                   <w:tcPr>
-                    <w:tcW w:w="3019" w:type="dxa"/>
+                    <w:tcW w:w="2422" w:type="dxa"/>
                     <w:tcBorders>
                       <w:top w:val="nil"/>
                       <w:left w:val="nil"/>
@@ -1306,7 +1306,7 @@
               </w:tr>
               <w:tr>
                 <w:trPr>
-                  <w:trHeight w:val="227" w:hRule="exact"/>
+                  <w:trHeight w:val="227" w:hRule="atLeast"/>
                 </w:trPr>
                 <w:sdt>
                   <w:sdtPr>
@@ -1327,7 +1327,7 @@
                     <w:tc>
                       <w:tcPr>
                         <w:cnfStyle w:val="001000000000" w:firstRow="0" w:lastRow="0" w:firstColumn="1" w:lastColumn="0" w:oddVBand="0" w:evenVBand="0" w:oddHBand="0" w:evenHBand="0" w:firstRowFirstColumn="0" w:firstRowLastColumn="0" w:lastRowFirstColumn="0" w:lastRowLastColumn="0"/>
-                        <w:tcW w:w="1104" w:type="dxa"/>
+                        <w:tcW w:w="1701" w:type="dxa"/>
                         <w:tcBorders>
                           <w:top w:val="nil"/>
                           <w:left w:val="nil"/>
@@ -1378,7 +1378,7 @@
                   <w:sdtContent>
                     <w:tc>
                       <w:tcPr>
-                        <w:tcW w:w="3019" w:type="dxa"/>
+                        <w:tcW w:w="2422" w:type="dxa"/>
                         <w:tcBorders>
                           <w:top w:val="nil"/>
                           <w:left w:val="nil"/>
@@ -1644,7 +1644,7 @@
                       <w:tr>
                         <w:trPr>
                           <w:cnfStyle w:val="000000100000" w:firstRow="0" w:lastRow="0" w:firstColumn="0" w:lastColumn="0" w:oddVBand="0" w:evenVBand="0" w:oddHBand="1" w:evenHBand="0" w:firstRowFirstColumn="0" w:firstRowLastColumn="0" w:lastRowFirstColumn="0" w:lastRowLastColumn="0"/>
-                          <w:trHeight w:val="210" w:hRule="exact"/>
+                          <w:trHeight w:val="210" w:hRule="atLeast"/>
                         </w:trPr>
                         <w:sdt>
                           <w:sdtPr>
@@ -1673,7 +1673,7 @@
                             <w:tc>
                               <w:tcPr>
                                 <w:cnfStyle w:val="001000000000" w:firstRow="0" w:lastRow="0" w:firstColumn="1" w:lastColumn="0" w:oddVBand="0" w:evenVBand="0" w:oddHBand="0" w:evenHBand="0" w:firstRowFirstColumn="0" w:firstRowLastColumn="0" w:lastRowFirstColumn="0" w:lastRowLastColumn="0"/>
-                                <w:tcW w:w="1104" w:type="dxa"/>
+                                <w:tcW w:w="1701" w:type="dxa"/>
                                 <w:tcBorders>
                                   <w:top w:val="nil"/>
                                   <w:left w:val="nil"/>
@@ -1727,7 +1727,7 @@
                           <w:sdtContent>
                             <w:tc>
                               <w:tcPr>
-                                <w:tcW w:w="3019" w:type="dxa"/>
+                                <w:tcW w:w="2422" w:type="dxa"/>
                                 <w:tcBorders>
                                   <w:top w:val="nil"/>
                                   <w:left w:val="nil"/>
@@ -2180,12 +2180,12 @@
               </w:sdt>
               <w:tr>
                 <w:trPr>
-                  <w:trHeight w:val="227" w:hRule="exact"/>
+                  <w:trHeight w:val="227" w:hRule="atLeast"/>
                 </w:trPr>
                 <w:tc>
                   <w:tcPr>
                     <w:cnfStyle w:val="001000000000" w:firstRow="0" w:lastRow="0" w:firstColumn="1" w:lastColumn="0" w:oddVBand="0" w:evenVBand="0" w:oddHBand="0" w:evenHBand="0" w:firstRowFirstColumn="0" w:firstRowLastColumn="0" w:lastRowFirstColumn="0" w:lastRowLastColumn="0"/>
-                    <w:tcW w:w="1104" w:type="dxa"/>
+                    <w:tcW w:w="1701" w:type="dxa"/>
                     <w:tcBorders>
                       <w:top w:val="nil"/>
                       <w:left w:val="nil"/>
@@ -2227,7 +2227,7 @@
                   <w:sdtContent>
                     <w:tc>
                       <w:tcPr>
-                        <w:tcW w:w="3019" w:type="dxa"/>
+                        <w:tcW w:w="2422" w:type="dxa"/>
                         <w:tcBorders>
                           <w:top w:val="nil"/>
                           <w:left w:val="nil"/>
@@ -2582,12 +2582,12 @@
       <w:tr>
         <w:trPr>
           <w:cnfStyle w:val="000000100000" w:firstRow="0" w:lastRow="0" w:firstColumn="0" w:lastColumn="0" w:oddVBand="0" w:evenVBand="0" w:oddHBand="1" w:evenHBand="0" w:firstRowFirstColumn="0" w:firstRowLastColumn="0" w:lastRowFirstColumn="0" w:lastRowLastColumn="0"/>
-          <w:trHeight w:val="170" w:hRule="exact"/>
+          <w:trHeight w:val="170" w:hRule="atLeast"/>
         </w:trPr>
         <w:tc>
           <w:tcPr>
             <w:cnfStyle w:val="001000000000" w:firstRow="0" w:lastRow="0" w:firstColumn="1" w:lastColumn="0" w:oddVBand="0" w:evenVBand="0" w:oddHBand="0" w:evenHBand="0" w:firstRowFirstColumn="0" w:firstRowLastColumn="0" w:lastRowFirstColumn="0" w:lastRowLastColumn="0"/>
-            <w:tcW w:w="1104" w:type="dxa"/>
+            <w:tcW w:w="1701" w:type="dxa"/>
             <w:tcBorders>
               <w:top w:val="nil"/>
               <w:left w:val="nil"/>
@@ -2608,7 +2608,7 @@
         </w:tc>
         <w:tc>
           <w:tcPr>
-            <w:tcW w:w="3019" w:type="dxa"/>
+            <w:tcW w:w="2422" w:type="dxa"/>
             <w:tcBorders>
               <w:top w:val="nil"/>
               <w:left w:val="nil"/>
@@ -2807,12 +2807,12 @@
       </w:tr>
       <w:tr>
         <w:trPr>
-          <w:trHeight w:val="567" w:hRule="exact"/>
+          <w:trHeight w:val="567" w:hRule="atLeast"/>
         </w:trPr>
         <w:tc>
           <w:tcPr>
             <w:cnfStyle w:val="001000000000" w:firstRow="0" w:lastRow="0" w:firstColumn="1" w:lastColumn="0" w:oddVBand="0" w:evenVBand="0" w:oddHBand="0" w:evenHBand="0" w:firstRowFirstColumn="0" w:firstRowLastColumn="0" w:lastRowFirstColumn="0" w:lastRowLastColumn="0"/>
-            <w:tcW w:w="1104" w:type="dxa"/>
+            <w:tcW w:w="1701" w:type="dxa"/>
             <w:tcBorders>
               <w:top w:val="nil"/>
               <w:left w:val="nil"/>
@@ -2833,7 +2833,7 @@
         </w:tc>
         <w:tc>
           <w:tcPr>
-            <w:tcW w:w="3019" w:type="dxa"/>
+            <w:tcW w:w="2422" w:type="dxa"/>
             <w:tcBorders>
               <w:top w:val="nil"/>
               <w:left w:val="nil"/>

--- a/Base Application/Inventory/Reports/InventoryOrderDetails.docx
+++ b/Base Application/Inventory/Reports/InventoryOrderDetails.docx
@@ -1306,7 +1306,7 @@
               </w:tr>
               <w:tr>
                 <w:trPr>
-                  <w:trHeight w:hRule="exact" w:val="227"/>
+                  <w:trHeight w:hRule="atLeast" w:val="227"/>
                 </w:trPr>
                 <w:sdt>
                   <w:sdtPr>

--- a/Base Application/Inventory/Reports/InventoryOrderDetails.docx
+++ b/Base Application/Inventory/Reports/InventoryOrderDetails.docx
@@ -1321,7 +1321,7 @@
                     <w:placeholder>
                       <w:docPart w:val="DefaultPlaceholder_-1854013440"/>
                     </w:placeholder>
-                    <w15:dataBinding w:prefixMappings="xmlns:ns0='urn:microsoft-dynamics-nav/reports/FS_YSR_InventoryOrderDetails/50002/' " w:xpath="/ns0:NavWordReportXmlPart[1]/ns0:Item[1]/ns0:No_Item[1]" w:storeItemID="{41F0B0A1-695E-455D-A698-2031F8AD232A}" w16sdtdh:storeItemChecksum="iLy2DQ=="/>
+                    <w15:dataBinding w:prefixMappings="xmlns:ns0='urn:microsoft-dynamics-nav/reports/Inventory_Order_Details/708/'" w:xpath="/ns0:NavWordReportXmlPart[1]/ns0:Item[1]/ns0:No_Item[1]" w:storeItemID="{41F0B0A1-695E-455D-A698-2031F8AD232A}" w16sdtdh:storeItemChecksum="iLy2DQ=="/>
                   </w:sdtPr>
                   <w:sdtContent>
                     <w:tc>
@@ -1373,7 +1373,7 @@
                     <w:placeholder>
                       <w:docPart w:val="DefaultPlaceholder_-1854013440"/>
                     </w:placeholder>
-                    <w15:dataBinding w:prefixMappings="xmlns:ns0='urn:microsoft-dynamics-nav/reports/FS_YSR_InventoryOrderDetails/50002/' " w:xpath="/ns0:NavWordReportXmlPart[1]/ns0:Item[1]/ns0:Description_Item[1]" w:storeItemID="{41F0B0A1-695E-455D-A698-2031F8AD232A}" w16sdtdh:storeItemChecksum="iLy2DQ=="/>
+                    <w15:dataBinding w:prefixMappings="xmlns:ns0='urn:microsoft-dynamics-nav/reports/Inventory_Order_Details/708/'" w:xpath="/ns0:NavWordReportXmlPart[1]/ns0:Item[1]/ns0:Description_Item[1]" w:storeItemID="{41F0B0A1-695E-455D-A698-2031F8AD232A}" w16sdtdh:storeItemChecksum="iLy2DQ=="/>
                   </w:sdtPr>
                   <w:sdtContent>
                     <w:tc>
@@ -1662,7 +1662,7 @@
                             <w:placeholder>
                               <w:docPart w:val="DefaultPlaceholder_-1854013440"/>
                             </w:placeholder>
-                            <w15:dataBinding w:prefixMappings="xmlns:ns0='urn:microsoft-dynamics-nav/reports/FS_YSR_InventoryOrderDetails/50002/' " w:xpath="/ns0:NavWordReportXmlPart[1]/ns0:Item[1]/ns0:Sales_Line[1]/ns0:SalesLineDocumentNo[1]" w:storeItemID="{41F0B0A1-695E-455D-A698-2031F8AD232A}" w16sdtdh:storeItemChecksum="iLy2DQ=="/>
+                            <w15:dataBinding w:prefixMappings="xmlns:ns0='urn:microsoft-dynamics-nav/reports/Inventory_Order_Details/708/'" w:xpath="/ns0:NavWordReportXmlPart[1]/ns0:Item[1]/ns0:Sales_Line[1]/ns0:SalesLineDocumentNo[1]" w:storeItemID="{41F0B0A1-695E-455D-A698-2031F8AD232A}" w16sdtdh:storeItemChecksum="iLy2DQ=="/>
                           </w:sdtPr>
                           <w:sdtEndPr>
                             <w:rPr>
@@ -1722,7 +1722,7 @@
                             <w:placeholder>
                               <w:docPart w:val="DefaultPlaceholder_-1854013440"/>
                             </w:placeholder>
-                            <w15:dataBinding w:prefixMappings="xmlns:ns0='urn:microsoft-dynamics-nav/reports/FS_YSR_InventoryOrderDetails/50002/' " w:xpath="/ns0:NavWordReportXmlPart[1]/ns0:Item[1]/ns0:Sales_Line[1]/ns0:SalesHeaderBilltoName[1]" w:storeItemID="{41F0B0A1-695E-455D-A698-2031F8AD232A}" w16sdtdh:storeItemChecksum="iLy2DQ=="/>
+                            <w15:dataBinding w:prefixMappings="xmlns:ns0='urn:microsoft-dynamics-nav/reports/Inventory_Order_Details/708/'" w:xpath="/ns0:NavWordReportXmlPart[1]/ns0:Item[1]/ns0:Sales_Line[1]/ns0:SalesHeaderBilltoName[1]" w:storeItemID="{41F0B0A1-695E-455D-A698-2031F8AD232A}" w16sdtdh:storeItemChecksum="iLy2DQ=="/>
                           </w:sdtPr>
                           <w:sdtContent>
                             <w:tc>
@@ -1773,7 +1773,7 @@
                             <w:placeholder>
                               <w:docPart w:val="DefaultPlaceholder_-1854013440"/>
                             </w:placeholder>
-                            <w15:dataBinding w:prefixMappings="xmlns:ns0='urn:microsoft-dynamics-nav/reports/FS_YSR_InventoryOrderDetails/50002/' " w:xpath="/ns0:NavWordReportXmlPart[1]/ns0:Item[1]/ns0:Sales_Line[1]/ns0:ShipmentDate_SalesLine[1]" w:storeItemID="{41F0B0A1-695E-455D-A698-2031F8AD232A}" w16sdtdh:storeItemChecksum="iLy2DQ=="/>
+                            <w15:dataBinding w:prefixMappings="xmlns:ns0='urn:microsoft-dynamics-nav/reports/Inventory_Order_Details/708/'" w:xpath="/ns0:NavWordReportXmlPart[1]/ns0:Item[1]/ns0:Sales_Line[1]/ns0:ShipmentDate_SalesLine[1]" w:storeItemID="{41F0B0A1-695E-455D-A698-2031F8AD232A}" w16sdtdh:storeItemChecksum="iLy2DQ=="/>
                           </w:sdtPr>
                           <w:sdtContent>
                             <w:tc>
@@ -1824,7 +1824,7 @@
                             <w:placeholder>
                               <w:docPart w:val="DefaultPlaceholder_-1854013440"/>
                             </w:placeholder>
-                            <w15:dataBinding w:prefixMappings="xmlns:ns0='urn:microsoft-dynamics-nav/reports/FS_YSR_InventoryOrderDetails/50002/' " w:xpath="/ns0:NavWordReportXmlPart[1]/ns0:Item[1]/ns0:Sales_Line[1]/ns0:Quantity_SalesLine[1]" w:storeItemID="{41F0B0A1-695E-455D-A698-2031F8AD232A}" w16sdtdh:storeItemChecksum="iLy2DQ=="/>
+                            <w15:dataBinding w:prefixMappings="xmlns:ns0='urn:microsoft-dynamics-nav/reports/Inventory_Order_Details/708/'" w:xpath="/ns0:NavWordReportXmlPart[1]/ns0:Item[1]/ns0:Sales_Line[1]/ns0:Quantity_SalesLine[1]" w:storeItemID="{41F0B0A1-695E-455D-A698-2031F8AD232A}" w16sdtdh:storeItemChecksum="iLy2DQ=="/>
                           </w:sdtPr>
                           <w:sdtContent>
                             <w:tc>
@@ -1876,7 +1876,7 @@
                             <w:placeholder>
                               <w:docPart w:val="DefaultPlaceholder_-1854013440"/>
                             </w:placeholder>
-                            <w15:dataBinding w:prefixMappings="xmlns:ns0='urn:microsoft-dynamics-nav/reports/FS_YSR_InventoryOrderDetails/50002/' " w:xpath="/ns0:NavWordReportXmlPart[1]/ns0:Item[1]/ns0:Sales_Line[1]/ns0:OutstandingQty_SalesLine[1]" w:storeItemID="{41F0B0A1-695E-455D-A698-2031F8AD232A}" w16sdtdh:storeItemChecksum="iLy2DQ=="/>
+                            <w15:dataBinding w:prefixMappings="xmlns:ns0='urn:microsoft-dynamics-nav/reports/Inventory_Order_Details/708/'" w:xpath="/ns0:NavWordReportXmlPart[1]/ns0:Item[1]/ns0:Sales_Line[1]/ns0:OutstandingQty_SalesLine[1]" w:storeItemID="{41F0B0A1-695E-455D-A698-2031F8AD232A}" w16sdtdh:storeItemChecksum="iLy2DQ=="/>
                           </w:sdtPr>
                           <w:sdtContent>
                             <w:tc>
@@ -1928,7 +1928,7 @@
                             <w:placeholder>
                               <w:docPart w:val="DefaultPlaceholder_-1854013440"/>
                             </w:placeholder>
-                            <w15:dataBinding w:prefixMappings="xmlns:ns0='urn:microsoft-dynamics-nav/reports/FS_YSR_InventoryOrderDetails/50002/' " w:xpath="/ns0:NavWordReportXmlPart[1]/ns0:Item[1]/ns0:Sales_Line[1]/ns0:BackOrderQty[1]" w:storeItemID="{41F0B0A1-695E-455D-A698-2031F8AD232A}" w16sdtdh:storeItemChecksum="iLy2DQ=="/>
+                            <w15:dataBinding w:prefixMappings="xmlns:ns0='urn:microsoft-dynamics-nav/reports/Inventory_Order_Details/708/'" w:xpath="/ns0:NavWordReportXmlPart[1]/ns0:Item[1]/ns0:Sales_Line[1]/ns0:BackOrderQty[1]" w:storeItemID="{41F0B0A1-695E-455D-A698-2031F8AD232A}" w16sdtdh:storeItemChecksum="iLy2DQ=="/>
                           </w:sdtPr>
                           <w:sdtContent>
                             <w:tc>
@@ -1980,7 +1980,7 @@
                             <w:placeholder>
                               <w:docPart w:val="DefaultPlaceholder_-1854013440"/>
                             </w:placeholder>
-                            <w15:dataBinding w:prefixMappings="xmlns:ns0='urn:microsoft-dynamics-nav/reports/FS_YSR_InventoryOrderDetails/50002/' " w:xpath="/ns0:NavWordReportXmlPart[1]/ns0:Item[1]/ns0:Sales_Line[1]/ns0:SalesLineUnitPrice[1]" w:storeItemID="{41F0B0A1-695E-455D-A698-2031F8AD232A}" w16sdtdh:storeItemChecksum="iLy2DQ=="/>
+                            <w15:dataBinding w:prefixMappings="xmlns:ns0='urn:microsoft-dynamics-nav/reports/Inventory_Order_Details/708/'" w:xpath="/ns0:NavWordReportXmlPart[1]/ns0:Item[1]/ns0:Sales_Line[1]/ns0:SalesLineUnitPrice[1]" w:storeItemID="{41F0B0A1-695E-455D-A698-2031F8AD232A}" w16sdtdh:storeItemChecksum="iLy2DQ=="/>
                           </w:sdtPr>
                           <w:sdtContent>
                             <w:tc>
@@ -2032,7 +2032,7 @@
                             <w:placeholder>
                               <w:docPart w:val="DefaultPlaceholder_-1854013440"/>
                             </w:placeholder>
-                            <w15:dataBinding w:prefixMappings="xmlns:ns0='urn:microsoft-dynamics-nav/reports/FS_YSR_InventoryOrderDetails/50002/' " w:xpath="/ns0:NavWordReportXmlPart[1]/ns0:Item[1]/ns0:Sales_Line[1]/ns0:SalesLineLineDiscount[1]" w:storeItemID="{41F0B0A1-695E-455D-A698-2031F8AD232A}" w16sdtdh:storeItemChecksum="iLy2DQ=="/>
+                            <w15:dataBinding w:prefixMappings="xmlns:ns0='urn:microsoft-dynamics-nav/reports/Inventory_Order_Details/708/'" w:xpath="/ns0:NavWordReportXmlPart[1]/ns0:Item[1]/ns0:Sales_Line[1]/ns0:SalesLineLineDiscount[1]" w:storeItemID="{41F0B0A1-695E-455D-A698-2031F8AD232A}" w16sdtdh:storeItemChecksum="iLy2DQ=="/>
                           </w:sdtPr>
                           <w:sdtContent>
                             <w:tc>
@@ -2084,7 +2084,7 @@
                             <w:placeholder>
                               <w:docPart w:val="DefaultPlaceholder_-1854013440"/>
                             </w:placeholder>
-                            <w15:dataBinding w:prefixMappings="xmlns:ns0='urn:microsoft-dynamics-nav/reports/FS_YSR_InventoryOrderDetails/50002/' " w:xpath="/ns0:NavWordReportXmlPart[1]/ns0:Item[1]/ns0:Sales_Line[1]/ns0:InvDiscountAmt_SalesLine[1]" w:storeItemID="{41F0B0A1-695E-455D-A698-2031F8AD232A}" w16sdtdh:storeItemChecksum="iLy2DQ=="/>
+                            <w15:dataBinding w:prefixMappings="xmlns:ns0='urn:microsoft-dynamics-nav/reports/Inventory_Order_Details/708/'" w:xpath="/ns0:NavWordReportXmlPart[1]/ns0:Item[1]/ns0:Sales_Line[1]/ns0:InvDiscountAmt_SalesLine[1]" w:storeItemID="{41F0B0A1-695E-455D-A698-2031F8AD232A}" w16sdtdh:storeItemChecksum="iLy2DQ=="/>
                           </w:sdtPr>
                           <w:sdtContent>
                             <w:tc>
@@ -2136,7 +2136,7 @@
                             <w:placeholder>
                               <w:docPart w:val="DefaultPlaceholder_-1854013440"/>
                             </w:placeholder>
-                            <w15:dataBinding w:prefixMappings="xmlns:ns0='urn:microsoft-dynamics-nav/reports/FS_YSR_InventoryOrderDetails/50002/' " w:xpath="/ns0:NavWordReportXmlPart[1]/ns0:Item[1]/ns0:Sales_Line[1]/ns0:OutstandingAmt1_SalesLine[1]" w:storeItemID="{41F0B0A1-695E-455D-A698-2031F8AD232A}" w16sdtdh:storeItemChecksum="iLy2DQ=="/>
+                            <w15:dataBinding w:prefixMappings="xmlns:ns0='urn:microsoft-dynamics-nav/reports/Inventory_Order_Details/708/'" w:xpath="/ns0:NavWordReportXmlPart[1]/ns0:Item[1]/ns0:Sales_Line[1]/ns0:OutstandingAmt1_SalesLine[1]" w:storeItemID="{41F0B0A1-695E-455D-A698-2031F8AD232A}" w16sdtdh:storeItemChecksum="iLy2DQ=="/>
                           </w:sdtPr>
                           <w:sdtContent>
                             <w:tc>
@@ -2222,7 +2222,7 @@
                     <w:placeholder>
                       <w:docPart w:val="DefaultPlaceholder_-1854013440"/>
                     </w:placeholder>
-                    <w15:dataBinding w:prefixMappings="xmlns:ns0='urn:microsoft-dynamics-nav/reports/FS_YSR_InventoryOrderDetails/50002/' " w:xpath="/ns0:NavWordReportXmlPart[1]/ns0:Item[1]/ns0:Description_Item[1]" w:storeItemID="{41F0B0A1-695E-455D-A698-2031F8AD232A}" w16sdtdh:storeItemChecksum="iLy2DQ=="/>
+                    <w15:dataBinding w:prefixMappings="xmlns:ns0='urn:microsoft-dynamics-nav/reports/Inventory_Order_Details/708/'" w:xpath="/ns0:NavWordReportXmlPart[1]/ns0:Item[1]/ns0:Description_Item[1]" w:storeItemID="{41F0B0A1-695E-455D-A698-2031F8AD232A}" w16sdtdh:storeItemChecksum="iLy2DQ=="/>
                   </w:sdtPr>
                   <w:sdtContent>
                     <w:tc>
@@ -2324,7 +2324,7 @@
                     <w:placeholder>
                       <w:docPart w:val="DefaultPlaceholder_-1854013440"/>
                     </w:placeholder>
-                    <w15:dataBinding w:prefixMappings="xmlns:ns0='urn:microsoft-dynamics-nav/reports/FS_YSR_InventoryOrderDetails/50002/' " w:xpath="/ns0:NavWordReportXmlPart[1]/ns0:Item[1]/ns0:SubTotals[1]/ns0:SubTotals_OutstandingQty[1]" w:storeItemID="{41F0B0A1-695E-455D-A698-2031F8AD232A}" w16sdtdh:storeItemChecksum="iLy2DQ=="/>
+                    <w15:dataBinding w:prefixMappings="xmlns:ns0='urn:microsoft-dynamics-nav/reports/Inventory_Order_Details/708/'" w:xpath="/ns0:NavWordReportXmlPart[1]/ns0:Item[1]/ns0:SubTotals[1]/ns0:SubTotals_OutstandingQty[1]" w:storeItemID="{41F0B0A1-695E-455D-A698-2031F8AD232A}" w16sdtdh:storeItemChecksum="iLy2DQ=="/>
                   </w:sdtPr>
                   <w:sdtContent>
                     <w:tc>
@@ -2394,7 +2394,7 @@
                       <w:placeholder>
                         <w:docPart w:val="DefaultPlaceholder_-1854013440"/>
                       </w:placeholder>
-                      <w15:dataBinding w:prefixMappings="xmlns:ns0='urn:microsoft-dynamics-nav/reports/FS_YSR_InventoryOrderDetails/50002/' " w:xpath="/ns0:NavWordReportXmlPart[1]/ns0:Item[1]/ns0:SubTotals[1]/ns0:SubTotals_BackOrderQty[1]" w:storeItemID="{41F0B0A1-695E-455D-A698-2031F8AD232A}" w16sdtdh:storeItemChecksum="iLy2DQ=="/>
+                      <w15:dataBinding w:prefixMappings="xmlns:ns0='urn:microsoft-dynamics-nav/reports/Inventory_Order_Details/708/'" w:xpath="/ns0:NavWordReportXmlPart[1]/ns0:Item[1]/ns0:SubTotals[1]/ns0:SubTotals_BackOrderQty[1]" w:storeItemID="{41F0B0A1-695E-455D-A698-2031F8AD232A}" w16sdtdh:storeItemChecksum="iLy2DQ=="/>
                     </w:sdtPr>
                     <w:sdtContent>
                       <w:p>
@@ -2531,7 +2531,7 @@
                     <w:placeholder>
                       <w:docPart w:val="DefaultPlaceholder_-1854013440"/>
                     </w:placeholder>
-                    <w15:dataBinding w:prefixMappings="xmlns:ns0='urn:microsoft-dynamics-nav/reports/FS_YSR_InventoryOrderDetails/50002/' " w:xpath="/ns0:NavWordReportXmlPart[1]/ns0:Item[1]/ns0:SubTotals[1]/ns0:SubTotals_OutstandingAmt[1]" w:storeItemID="{41F0B0A1-695E-455D-A698-2031F8AD232A}" w16sdtdh:storeItemChecksum="iLy2DQ=="/>
+                    <w15:dataBinding w:prefixMappings="xmlns:ns0='urn:microsoft-dynamics-nav/reports/Inventory_Order_Details/708/'" w:xpath="/ns0:NavWordReportXmlPart[1]/ns0:Item[1]/ns0:SubTotals[1]/ns0:SubTotals_OutstandingAmt[1]" w:storeItemID="{41F0B0A1-695E-455D-A698-2031F8AD232A}" w16sdtdh:storeItemChecksum="iLy2DQ=="/>
                   </w:sdtPr>
                   <w:sdtContent>
                     <w:tc>

--- a/Base Application/Inventory/Reports/InventoryOrderDetails.docx
+++ b/Base Application/Inventory/Reports/InventoryOrderDetails.docx
@@ -26,7 +26,7 @@
       <w:tr>
         <w:trPr>
           <w:cnfStyle w:val="100000000000" w:firstRow="1" w:lastRow="0" w:firstColumn="0" w:lastColumn="0" w:oddVBand="0" w:evenVBand="0" w:oddHBand="0" w:evenHBand="0" w:firstRowFirstColumn="0" w:firstRowLastColumn="0" w:lastRowFirstColumn="0" w:lastRowLastColumn="0"/>
-          <w:trHeight w:val="454" w:hRule="exact"/>
+          <w:trHeight w:val="454" w:hRule="atLeast"/>
         </w:trPr>
         <w:sdt>
           <w:sdtPr>
@@ -48,7 +48,7 @@
             <w:tc>
               <w:tcPr>
                 <w:cnfStyle w:val="001000000000" w:firstRow="0" w:lastRow="0" w:firstColumn="1" w:lastColumn="0" w:oddVBand="0" w:evenVBand="0" w:oddHBand="0" w:evenHBand="0" w:firstRowFirstColumn="0" w:firstRowLastColumn="0" w:lastRowFirstColumn="0" w:lastRowLastColumn="0"/>
-                <w:tcW w:w="1104" w:type="dxa"/>
+                <w:tcW w:w="1701" w:type="dxa"/>
                 <w:tcBorders>
                   <w:top w:val="nil"/>
                   <w:left w:val="nil"/>
@@ -99,7 +99,7 @@
           <w:sdtContent>
             <w:tc>
               <w:tcPr>
-                <w:tcW w:w="3019" w:type="dxa"/>
+                <w:tcW w:w="2422" w:type="dxa"/>
                 <w:tcBorders>
                   <w:top w:val="nil"/>
                   <w:left w:val="nil"/>
@@ -576,12 +576,12 @@
       <w:tr>
         <w:trPr>
           <w:cnfStyle w:val="000000100000" w:firstRow="0" w:lastRow="0" w:firstColumn="0" w:lastColumn="0" w:oddVBand="0" w:evenVBand="0" w:oddHBand="1" w:evenHBand="0" w:firstRowFirstColumn="0" w:firstRowLastColumn="0" w:lastRowFirstColumn="0" w:lastRowLastColumn="0"/>
-          <w:trHeight w:val="85" w:hRule="exact"/>
+          <w:trHeight w:val="85" w:hRule="atLeast"/>
         </w:trPr>
         <w:tc>
           <w:tcPr>
             <w:cnfStyle w:val="001000000000" w:firstRow="0" w:lastRow="0" w:firstColumn="1" w:lastColumn="0" w:oddVBand="0" w:evenVBand="0" w:oddHBand="0" w:evenHBand="0" w:firstRowFirstColumn="0" w:firstRowLastColumn="0" w:lastRowFirstColumn="0" w:lastRowLastColumn="0"/>
-            <w:tcW w:w="1104" w:type="dxa"/>
+            <w:tcW w:w="1701" w:type="dxa"/>
             <w:tcBorders>
               <w:top w:val="nil"/>
               <w:left w:val="nil"/>
@@ -604,7 +604,7 @@
         </w:tc>
         <w:tc>
           <w:tcPr>
-            <w:tcW w:w="3019" w:type="dxa"/>
+            <w:tcW w:w="2422" w:type="dxa"/>
             <w:tcBorders>
               <w:top w:val="nil"/>
               <w:left w:val="nil"/>
@@ -803,12 +803,12 @@
       </w:tr>
       <w:tr>
         <w:trPr>
-          <w:trHeight w:val="85" w:hRule="exact"/>
+          <w:trHeight w:val="85" w:hRule="atLeast"/>
         </w:trPr>
         <w:tc>
           <w:tcPr>
             <w:cnfStyle w:val="001000000000" w:firstRow="0" w:lastRow="0" w:firstColumn="1" w:lastColumn="0" w:oddVBand="0" w:evenVBand="0" w:oddHBand="0" w:evenHBand="0" w:firstRowFirstColumn="0" w:firstRowLastColumn="0" w:lastRowFirstColumn="0" w:lastRowLastColumn="0"/>
-            <w:tcW w:w="1104" w:type="dxa"/>
+            <w:tcW w:w="1701" w:type="dxa"/>
             <w:tcBorders>
               <w:top w:val="single" w:color="auto" w:sz="4" w:space="0"/>
               <w:left w:val="nil"/>
@@ -831,7 +831,7 @@
         </w:tc>
         <w:tc>
           <w:tcPr>
-            <w:tcW w:w="3019" w:type="dxa"/>
+            <w:tcW w:w="2422" w:type="dxa"/>
             <w:tcBorders>
               <w:top w:val="single" w:color="auto" w:sz="4" w:space="0"/>
               <w:left w:val="nil"/>
@@ -1081,12 +1081,12 @@
               <w:tr>
                 <w:trPr>
                   <w:cnfStyle w:val="000000100000" w:firstRow="0" w:lastRow="0" w:firstColumn="0" w:lastColumn="0" w:oddVBand="0" w:evenVBand="0" w:oddHBand="1" w:evenHBand="0" w:firstRowFirstColumn="0" w:firstRowLastColumn="0" w:lastRowFirstColumn="0" w:lastRowLastColumn="0"/>
-                  <w:trHeight w:val="170" w:hRule="exact"/>
+                  <w:trHeight w:val="170" w:hRule="atLeast"/>
                 </w:trPr>
                 <w:tc>
                   <w:tcPr>
                     <w:cnfStyle w:val="001000000000" w:firstRow="0" w:lastRow="0" w:firstColumn="1" w:lastColumn="0" w:oddVBand="0" w:evenVBand="0" w:oddHBand="0" w:evenHBand="0" w:firstRowFirstColumn="0" w:firstRowLastColumn="0" w:lastRowFirstColumn="0" w:lastRowLastColumn="0"/>
-                    <w:tcW w:w="1104" w:type="dxa"/>
+                    <w:tcW w:w="1701" w:type="dxa"/>
                     <w:tcBorders>
                       <w:top w:val="nil"/>
                       <w:left w:val="nil"/>
@@ -1107,7 +1107,7 @@
                 </w:tc>
                 <w:tc>
                   <w:tcPr>
-                    <w:tcW w:w="3019" w:type="dxa"/>
+                    <w:tcW w:w="2422" w:type="dxa"/>
                     <w:tcBorders>
                       <w:top w:val="nil"/>
                       <w:left w:val="nil"/>
@@ -1306,7 +1306,7 @@
               </w:tr>
               <w:tr>
                 <w:trPr>
-                  <w:trHeight w:val="227" w:hRule="exact"/>
+                  <w:trHeight w:val="227" w:hRule="atLeast"/>
                 </w:trPr>
                 <w:sdt>
                   <w:sdtPr>
@@ -1321,13 +1321,13 @@
                     <w:placeholder>
                       <w:docPart w:val="DefaultPlaceholder_-1854013440"/>
                     </w:placeholder>
-                    <w15:dataBinding w:prefixMappings="xmlns:ns0='urn:microsoft-dynamics-nav/reports/FS_YSR_InventoryOrderDetails/50002/' " w:xpath="/ns0:NavWordReportXmlPart[1]/ns0:Item[1]/ns0:No_Item[1]" w:storeItemID="{41F0B0A1-695E-455D-A698-2031F8AD232A}" w16sdtdh:storeItemChecksum="iLy2DQ=="/>
+                    <w15:dataBinding w:prefixMappings="xmlns:ns0='urn:microsoft-dynamics-nav/reports/Inventory_Order_Details/708/'" w:xpath="/ns0:NavWordReportXmlPart[1]/ns0:Item[1]/ns0:No_Item[1]" w:storeItemID="{41F0B0A1-695E-455D-A698-2031F8AD232A}" w16sdtdh:storeItemChecksum="iLy2DQ=="/>
                   </w:sdtPr>
                   <w:sdtContent>
                     <w:tc>
                       <w:tcPr>
                         <w:cnfStyle w:val="001000000000" w:firstRow="0" w:lastRow="0" w:firstColumn="1" w:lastColumn="0" w:oddVBand="0" w:evenVBand="0" w:oddHBand="0" w:evenHBand="0" w:firstRowFirstColumn="0" w:firstRowLastColumn="0" w:lastRowFirstColumn="0" w:lastRowLastColumn="0"/>
-                        <w:tcW w:w="1104" w:type="dxa"/>
+                        <w:tcW w:w="1701" w:type="dxa"/>
                         <w:tcBorders>
                           <w:top w:val="nil"/>
                           <w:left w:val="nil"/>
@@ -1373,12 +1373,12 @@
                     <w:placeholder>
                       <w:docPart w:val="DefaultPlaceholder_-1854013440"/>
                     </w:placeholder>
-                    <w15:dataBinding w:prefixMappings="xmlns:ns0='urn:microsoft-dynamics-nav/reports/FS_YSR_InventoryOrderDetails/50002/' " w:xpath="/ns0:NavWordReportXmlPart[1]/ns0:Item[1]/ns0:Description_Item[1]" w:storeItemID="{41F0B0A1-695E-455D-A698-2031F8AD232A}" w16sdtdh:storeItemChecksum="iLy2DQ=="/>
+                    <w15:dataBinding w:prefixMappings="xmlns:ns0='urn:microsoft-dynamics-nav/reports/Inventory_Order_Details/708/'" w:xpath="/ns0:NavWordReportXmlPart[1]/ns0:Item[1]/ns0:Description_Item[1]" w:storeItemID="{41F0B0A1-695E-455D-A698-2031F8AD232A}" w16sdtdh:storeItemChecksum="iLy2DQ=="/>
                   </w:sdtPr>
                   <w:sdtContent>
                     <w:tc>
                       <w:tcPr>
-                        <w:tcW w:w="3019" w:type="dxa"/>
+                        <w:tcW w:w="2422" w:type="dxa"/>
                         <w:tcBorders>
                           <w:top w:val="nil"/>
                           <w:left w:val="nil"/>
@@ -1644,7 +1644,7 @@
                       <w:tr>
                         <w:trPr>
                           <w:cnfStyle w:val="000000100000" w:firstRow="0" w:lastRow="0" w:firstColumn="0" w:lastColumn="0" w:oddVBand="0" w:evenVBand="0" w:oddHBand="1" w:evenHBand="0" w:firstRowFirstColumn="0" w:firstRowLastColumn="0" w:lastRowFirstColumn="0" w:lastRowLastColumn="0"/>
-                          <w:trHeight w:val="210" w:hRule="exact"/>
+                          <w:trHeight w:val="210" w:hRule="atLeast"/>
                         </w:trPr>
                         <w:sdt>
                           <w:sdtPr>
@@ -1662,7 +1662,7 @@
                             <w:placeholder>
                               <w:docPart w:val="DefaultPlaceholder_-1854013440"/>
                             </w:placeholder>
-                            <w15:dataBinding w:prefixMappings="xmlns:ns0='urn:microsoft-dynamics-nav/reports/FS_YSR_InventoryOrderDetails/50002/' " w:xpath="/ns0:NavWordReportXmlPart[1]/ns0:Item[1]/ns0:Sales_Line[1]/ns0:SalesLineDocumentNo[1]" w:storeItemID="{41F0B0A1-695E-455D-A698-2031F8AD232A}" w16sdtdh:storeItemChecksum="iLy2DQ=="/>
+                            <w15:dataBinding w:prefixMappings="xmlns:ns0='urn:microsoft-dynamics-nav/reports/Inventory_Order_Details/708/'" w:xpath="/ns0:NavWordReportXmlPart[1]/ns0:Item[1]/ns0:Sales_Line[1]/ns0:SalesLineDocumentNo[1]" w:storeItemID="{41F0B0A1-695E-455D-A698-2031F8AD232A}" w16sdtdh:storeItemChecksum="iLy2DQ=="/>
                           </w:sdtPr>
                           <w:sdtEndPr>
                             <w:rPr>
@@ -1673,7 +1673,7 @@
                             <w:tc>
                               <w:tcPr>
                                 <w:cnfStyle w:val="001000000000" w:firstRow="0" w:lastRow="0" w:firstColumn="1" w:lastColumn="0" w:oddVBand="0" w:evenVBand="0" w:oddHBand="0" w:evenHBand="0" w:firstRowFirstColumn="0" w:firstRowLastColumn="0" w:lastRowFirstColumn="0" w:lastRowLastColumn="0"/>
-                                <w:tcW w:w="1104" w:type="dxa"/>
+                                <w:tcW w:w="1701" w:type="dxa"/>
                                 <w:tcBorders>
                                   <w:top w:val="nil"/>
                                   <w:left w:val="nil"/>
@@ -1722,12 +1722,12 @@
                             <w:placeholder>
                               <w:docPart w:val="DefaultPlaceholder_-1854013440"/>
                             </w:placeholder>
-                            <w15:dataBinding w:prefixMappings="xmlns:ns0='urn:microsoft-dynamics-nav/reports/FS_YSR_InventoryOrderDetails/50002/' " w:xpath="/ns0:NavWordReportXmlPart[1]/ns0:Item[1]/ns0:Sales_Line[1]/ns0:SalesHeaderBilltoName[1]" w:storeItemID="{41F0B0A1-695E-455D-A698-2031F8AD232A}" w16sdtdh:storeItemChecksum="iLy2DQ=="/>
+                            <w15:dataBinding w:prefixMappings="xmlns:ns0='urn:microsoft-dynamics-nav/reports/Inventory_Order_Details/708/'" w:xpath="/ns0:NavWordReportXmlPart[1]/ns0:Item[1]/ns0:Sales_Line[1]/ns0:SalesHeaderBilltoName[1]" w:storeItemID="{41F0B0A1-695E-455D-A698-2031F8AD232A}" w16sdtdh:storeItemChecksum="iLy2DQ=="/>
                           </w:sdtPr>
                           <w:sdtContent>
                             <w:tc>
                               <w:tcPr>
-                                <w:tcW w:w="3019" w:type="dxa"/>
+                                <w:tcW w:w="2422" w:type="dxa"/>
                                 <w:tcBorders>
                                   <w:top w:val="nil"/>
                                   <w:left w:val="nil"/>
@@ -1773,7 +1773,7 @@
                             <w:placeholder>
                               <w:docPart w:val="DefaultPlaceholder_-1854013440"/>
                             </w:placeholder>
-                            <w15:dataBinding w:prefixMappings="xmlns:ns0='urn:microsoft-dynamics-nav/reports/FS_YSR_InventoryOrderDetails/50002/' " w:xpath="/ns0:NavWordReportXmlPart[1]/ns0:Item[1]/ns0:Sales_Line[1]/ns0:ShipmentDate_SalesLine[1]" w:storeItemID="{41F0B0A1-695E-455D-A698-2031F8AD232A}" w16sdtdh:storeItemChecksum="iLy2DQ=="/>
+                            <w15:dataBinding w:prefixMappings="xmlns:ns0='urn:microsoft-dynamics-nav/reports/Inventory_Order_Details/708/'" w:xpath="/ns0:NavWordReportXmlPart[1]/ns0:Item[1]/ns0:Sales_Line[1]/ns0:ShipmentDate_SalesLine[1]" w:storeItemID="{41F0B0A1-695E-455D-A698-2031F8AD232A}" w16sdtdh:storeItemChecksum="iLy2DQ=="/>
                           </w:sdtPr>
                           <w:sdtContent>
                             <w:tc>
@@ -1824,7 +1824,7 @@
                             <w:placeholder>
                               <w:docPart w:val="DefaultPlaceholder_-1854013440"/>
                             </w:placeholder>
-                            <w15:dataBinding w:prefixMappings="xmlns:ns0='urn:microsoft-dynamics-nav/reports/FS_YSR_InventoryOrderDetails/50002/' " w:xpath="/ns0:NavWordReportXmlPart[1]/ns0:Item[1]/ns0:Sales_Line[1]/ns0:Quantity_SalesLine[1]" w:storeItemID="{41F0B0A1-695E-455D-A698-2031F8AD232A}" w16sdtdh:storeItemChecksum="iLy2DQ=="/>
+                            <w15:dataBinding w:prefixMappings="xmlns:ns0='urn:microsoft-dynamics-nav/reports/Inventory_Order_Details/708/'" w:xpath="/ns0:NavWordReportXmlPart[1]/ns0:Item[1]/ns0:Sales_Line[1]/ns0:Quantity_SalesLine[1]" w:storeItemID="{41F0B0A1-695E-455D-A698-2031F8AD232A}" w16sdtdh:storeItemChecksum="iLy2DQ=="/>
                           </w:sdtPr>
                           <w:sdtContent>
                             <w:tc>
@@ -1876,7 +1876,7 @@
                             <w:placeholder>
                               <w:docPart w:val="DefaultPlaceholder_-1854013440"/>
                             </w:placeholder>
-                            <w15:dataBinding w:prefixMappings="xmlns:ns0='urn:microsoft-dynamics-nav/reports/FS_YSR_InventoryOrderDetails/50002/' " w:xpath="/ns0:NavWordReportXmlPart[1]/ns0:Item[1]/ns0:Sales_Line[1]/ns0:OutstandingQty_SalesLine[1]" w:storeItemID="{41F0B0A1-695E-455D-A698-2031F8AD232A}" w16sdtdh:storeItemChecksum="iLy2DQ=="/>
+                            <w15:dataBinding w:prefixMappings="xmlns:ns0='urn:microsoft-dynamics-nav/reports/Inventory_Order_Details/708/'" w:xpath="/ns0:NavWordReportXmlPart[1]/ns0:Item[1]/ns0:Sales_Line[1]/ns0:OutstandingQty_SalesLine[1]" w:storeItemID="{41F0B0A1-695E-455D-A698-2031F8AD232A}" w16sdtdh:storeItemChecksum="iLy2DQ=="/>
                           </w:sdtPr>
                           <w:sdtContent>
                             <w:tc>
@@ -1928,7 +1928,7 @@
                             <w:placeholder>
                               <w:docPart w:val="DefaultPlaceholder_-1854013440"/>
                             </w:placeholder>
-                            <w15:dataBinding w:prefixMappings="xmlns:ns0='urn:microsoft-dynamics-nav/reports/FS_YSR_InventoryOrderDetails/50002/' " w:xpath="/ns0:NavWordReportXmlPart[1]/ns0:Item[1]/ns0:Sales_Line[1]/ns0:BackOrderQty[1]" w:storeItemID="{41F0B0A1-695E-455D-A698-2031F8AD232A}" w16sdtdh:storeItemChecksum="iLy2DQ=="/>
+                            <w15:dataBinding w:prefixMappings="xmlns:ns0='urn:microsoft-dynamics-nav/reports/Inventory_Order_Details/708/'" w:xpath="/ns0:NavWordReportXmlPart[1]/ns0:Item[1]/ns0:Sales_Line[1]/ns0:BackOrderQty[1]" w:storeItemID="{41F0B0A1-695E-455D-A698-2031F8AD232A}" w16sdtdh:storeItemChecksum="iLy2DQ=="/>
                           </w:sdtPr>
                           <w:sdtContent>
                             <w:tc>
@@ -1980,7 +1980,7 @@
                             <w:placeholder>
                               <w:docPart w:val="DefaultPlaceholder_-1854013440"/>
                             </w:placeholder>
-                            <w15:dataBinding w:prefixMappings="xmlns:ns0='urn:microsoft-dynamics-nav/reports/FS_YSR_InventoryOrderDetails/50002/' " w:xpath="/ns0:NavWordReportXmlPart[1]/ns0:Item[1]/ns0:Sales_Line[1]/ns0:SalesLineUnitPrice[1]" w:storeItemID="{41F0B0A1-695E-455D-A698-2031F8AD232A}" w16sdtdh:storeItemChecksum="iLy2DQ=="/>
+                            <w15:dataBinding w:prefixMappings="xmlns:ns0='urn:microsoft-dynamics-nav/reports/Inventory_Order_Details/708/'" w:xpath="/ns0:NavWordReportXmlPart[1]/ns0:Item[1]/ns0:Sales_Line[1]/ns0:SalesLineUnitPrice[1]" w:storeItemID="{41F0B0A1-695E-455D-A698-2031F8AD232A}" w16sdtdh:storeItemChecksum="iLy2DQ=="/>
                           </w:sdtPr>
                           <w:sdtContent>
                             <w:tc>
@@ -2032,7 +2032,7 @@
                             <w:placeholder>
                               <w:docPart w:val="DefaultPlaceholder_-1854013440"/>
                             </w:placeholder>
-                            <w15:dataBinding w:prefixMappings="xmlns:ns0='urn:microsoft-dynamics-nav/reports/FS_YSR_InventoryOrderDetails/50002/' " w:xpath="/ns0:NavWordReportXmlPart[1]/ns0:Item[1]/ns0:Sales_Line[1]/ns0:SalesLineLineDiscount[1]" w:storeItemID="{41F0B0A1-695E-455D-A698-2031F8AD232A}" w16sdtdh:storeItemChecksum="iLy2DQ=="/>
+                            <w15:dataBinding w:prefixMappings="xmlns:ns0='urn:microsoft-dynamics-nav/reports/Inventory_Order_Details/708/'" w:xpath="/ns0:NavWordReportXmlPart[1]/ns0:Item[1]/ns0:Sales_Line[1]/ns0:SalesLineLineDiscount[1]" w:storeItemID="{41F0B0A1-695E-455D-A698-2031F8AD232A}" w16sdtdh:storeItemChecksum="iLy2DQ=="/>
                           </w:sdtPr>
                           <w:sdtContent>
                             <w:tc>
@@ -2084,7 +2084,7 @@
                             <w:placeholder>
                               <w:docPart w:val="DefaultPlaceholder_-1854013440"/>
                             </w:placeholder>
-                            <w15:dataBinding w:prefixMappings="xmlns:ns0='urn:microsoft-dynamics-nav/reports/FS_YSR_InventoryOrderDetails/50002/' " w:xpath="/ns0:NavWordReportXmlPart[1]/ns0:Item[1]/ns0:Sales_Line[1]/ns0:InvDiscountAmt_SalesLine[1]" w:storeItemID="{41F0B0A1-695E-455D-A698-2031F8AD232A}" w16sdtdh:storeItemChecksum="iLy2DQ=="/>
+                            <w15:dataBinding w:prefixMappings="xmlns:ns0='urn:microsoft-dynamics-nav/reports/Inventory_Order_Details/708/'" w:xpath="/ns0:NavWordReportXmlPart[1]/ns0:Item[1]/ns0:Sales_Line[1]/ns0:InvDiscountAmt_SalesLine[1]" w:storeItemID="{41F0B0A1-695E-455D-A698-2031F8AD232A}" w16sdtdh:storeItemChecksum="iLy2DQ=="/>
                           </w:sdtPr>
                           <w:sdtContent>
                             <w:tc>
@@ -2136,7 +2136,7 @@
                             <w:placeholder>
                               <w:docPart w:val="DefaultPlaceholder_-1854013440"/>
                             </w:placeholder>
-                            <w15:dataBinding w:prefixMappings="xmlns:ns0='urn:microsoft-dynamics-nav/reports/FS_YSR_InventoryOrderDetails/50002/' " w:xpath="/ns0:NavWordReportXmlPart[1]/ns0:Item[1]/ns0:Sales_Line[1]/ns0:OutstandingAmt1_SalesLine[1]" w:storeItemID="{41F0B0A1-695E-455D-A698-2031F8AD232A}" w16sdtdh:storeItemChecksum="iLy2DQ=="/>
+                            <w15:dataBinding w:prefixMappings="xmlns:ns0='urn:microsoft-dynamics-nav/reports/Inventory_Order_Details/708/'" w:xpath="/ns0:NavWordReportXmlPart[1]/ns0:Item[1]/ns0:Sales_Line[1]/ns0:OutstandingAmt1_SalesLine[1]" w:storeItemID="{41F0B0A1-695E-455D-A698-2031F8AD232A}" w16sdtdh:storeItemChecksum="iLy2DQ=="/>
                           </w:sdtPr>
                           <w:sdtContent>
                             <w:tc>
@@ -2180,12 +2180,12 @@
               </w:sdt>
               <w:tr>
                 <w:trPr>
-                  <w:trHeight w:val="227" w:hRule="exact"/>
+                  <w:trHeight w:val="227" w:hRule="atLeast"/>
                 </w:trPr>
                 <w:tc>
                   <w:tcPr>
                     <w:cnfStyle w:val="001000000000" w:firstRow="0" w:lastRow="0" w:firstColumn="1" w:lastColumn="0" w:oddVBand="0" w:evenVBand="0" w:oddHBand="0" w:evenHBand="0" w:firstRowFirstColumn="0" w:firstRowLastColumn="0" w:lastRowFirstColumn="0" w:lastRowLastColumn="0"/>
-                    <w:tcW w:w="1104" w:type="dxa"/>
+                    <w:tcW w:w="1701" w:type="dxa"/>
                     <w:tcBorders>
                       <w:top w:val="nil"/>
                       <w:left w:val="nil"/>
@@ -2222,12 +2222,12 @@
                     <w:placeholder>
                       <w:docPart w:val="DefaultPlaceholder_-1854013440"/>
                     </w:placeholder>
-                    <w15:dataBinding w:prefixMappings="xmlns:ns0='urn:microsoft-dynamics-nav/reports/FS_YSR_InventoryOrderDetails/50002/' " w:xpath="/ns0:NavWordReportXmlPart[1]/ns0:Item[1]/ns0:Description_Item[1]" w:storeItemID="{41F0B0A1-695E-455D-A698-2031F8AD232A}" w16sdtdh:storeItemChecksum="iLy2DQ=="/>
+                    <w15:dataBinding w:prefixMappings="xmlns:ns0='urn:microsoft-dynamics-nav/reports/Inventory_Order_Details/708/'" w:xpath="/ns0:NavWordReportXmlPart[1]/ns0:Item[1]/ns0:Description_Item[1]" w:storeItemID="{41F0B0A1-695E-455D-A698-2031F8AD232A}" w16sdtdh:storeItemChecksum="iLy2DQ=="/>
                   </w:sdtPr>
                   <w:sdtContent>
                     <w:tc>
                       <w:tcPr>
-                        <w:tcW w:w="3019" w:type="dxa"/>
+                        <w:tcW w:w="2422" w:type="dxa"/>
                         <w:tcBorders>
                           <w:top w:val="nil"/>
                           <w:left w:val="nil"/>
@@ -2324,7 +2324,7 @@
                     <w:placeholder>
                       <w:docPart w:val="DefaultPlaceholder_-1854013440"/>
                     </w:placeholder>
-                    <w15:dataBinding w:prefixMappings="xmlns:ns0='urn:microsoft-dynamics-nav/reports/FS_YSR_InventoryOrderDetails/50002/' " w:xpath="/ns0:NavWordReportXmlPart[1]/ns0:Item[1]/ns0:SubTotals[1]/ns0:SubTotals_OutstandingQty[1]" w:storeItemID="{41F0B0A1-695E-455D-A698-2031F8AD232A}" w16sdtdh:storeItemChecksum="iLy2DQ=="/>
+                    <w15:dataBinding w:prefixMappings="xmlns:ns0='urn:microsoft-dynamics-nav/reports/Inventory_Order_Details/708/'" w:xpath="/ns0:NavWordReportXmlPart[1]/ns0:Item[1]/ns0:SubTotals[1]/ns0:SubTotals_OutstandingQty[1]" w:storeItemID="{41F0B0A1-695E-455D-A698-2031F8AD232A}" w16sdtdh:storeItemChecksum="iLy2DQ=="/>
                   </w:sdtPr>
                   <w:sdtContent>
                     <w:tc>
@@ -2394,7 +2394,7 @@
                       <w:placeholder>
                         <w:docPart w:val="DefaultPlaceholder_-1854013440"/>
                       </w:placeholder>
-                      <w15:dataBinding w:prefixMappings="xmlns:ns0='urn:microsoft-dynamics-nav/reports/FS_YSR_InventoryOrderDetails/50002/' " w:xpath="/ns0:NavWordReportXmlPart[1]/ns0:Item[1]/ns0:SubTotals[1]/ns0:SubTotals_BackOrderQty[1]" w:storeItemID="{41F0B0A1-695E-455D-A698-2031F8AD232A}" w16sdtdh:storeItemChecksum="iLy2DQ=="/>
+                      <w15:dataBinding w:prefixMappings="xmlns:ns0='urn:microsoft-dynamics-nav/reports/Inventory_Order_Details/708/'" w:xpath="/ns0:NavWordReportXmlPart[1]/ns0:Item[1]/ns0:SubTotals[1]/ns0:SubTotals_BackOrderQty[1]" w:storeItemID="{41F0B0A1-695E-455D-A698-2031F8AD232A}" w16sdtdh:storeItemChecksum="iLy2DQ=="/>
                     </w:sdtPr>
                     <w:sdtContent>
                       <w:p>
@@ -2531,7 +2531,7 @@
                     <w:placeholder>
                       <w:docPart w:val="DefaultPlaceholder_-1854013440"/>
                     </w:placeholder>
-                    <w15:dataBinding w:prefixMappings="xmlns:ns0='urn:microsoft-dynamics-nav/reports/FS_YSR_InventoryOrderDetails/50002/' " w:xpath="/ns0:NavWordReportXmlPart[1]/ns0:Item[1]/ns0:SubTotals[1]/ns0:SubTotals_OutstandingAmt[1]" w:storeItemID="{41F0B0A1-695E-455D-A698-2031F8AD232A}" w16sdtdh:storeItemChecksum="iLy2DQ=="/>
+                    <w15:dataBinding w:prefixMappings="xmlns:ns0='urn:microsoft-dynamics-nav/reports/Inventory_Order_Details/708/'" w:xpath="/ns0:NavWordReportXmlPart[1]/ns0:Item[1]/ns0:SubTotals[1]/ns0:SubTotals_OutstandingAmt[1]" w:storeItemID="{41F0B0A1-695E-455D-A698-2031F8AD232A}" w16sdtdh:storeItemChecksum="iLy2DQ=="/>
                   </w:sdtPr>
                   <w:sdtContent>
                     <w:tc>
@@ -2582,12 +2582,12 @@
       <w:tr>
         <w:trPr>
           <w:cnfStyle w:val="000000100000" w:firstRow="0" w:lastRow="0" w:firstColumn="0" w:lastColumn="0" w:oddVBand="0" w:evenVBand="0" w:oddHBand="1" w:evenHBand="0" w:firstRowFirstColumn="0" w:firstRowLastColumn="0" w:lastRowFirstColumn="0" w:lastRowLastColumn="0"/>
-          <w:trHeight w:val="170" w:hRule="exact"/>
+          <w:trHeight w:val="170" w:hRule="atLeast"/>
         </w:trPr>
         <w:tc>
           <w:tcPr>
             <w:cnfStyle w:val="001000000000" w:firstRow="0" w:lastRow="0" w:firstColumn="1" w:lastColumn="0" w:oddVBand="0" w:evenVBand="0" w:oddHBand="0" w:evenHBand="0" w:firstRowFirstColumn="0" w:firstRowLastColumn="0" w:lastRowFirstColumn="0" w:lastRowLastColumn="0"/>
-            <w:tcW w:w="1104" w:type="dxa"/>
+            <w:tcW w:w="1701" w:type="dxa"/>
             <w:tcBorders>
               <w:top w:val="nil"/>
               <w:left w:val="nil"/>
@@ -2608,7 +2608,7 @@
         </w:tc>
         <w:tc>
           <w:tcPr>
-            <w:tcW w:w="3019" w:type="dxa"/>
+            <w:tcW w:w="2422" w:type="dxa"/>
             <w:tcBorders>
               <w:top w:val="nil"/>
               <w:left w:val="nil"/>
@@ -2807,12 +2807,12 @@
       </w:tr>
       <w:tr>
         <w:trPr>
-          <w:trHeight w:val="567" w:hRule="exact"/>
+          <w:trHeight w:val="567" w:hRule="atLeast"/>
         </w:trPr>
         <w:tc>
           <w:tcPr>
             <w:cnfStyle w:val="001000000000" w:firstRow="0" w:lastRow="0" w:firstColumn="1" w:lastColumn="0" w:oddVBand="0" w:evenVBand="0" w:oddHBand="0" w:evenHBand="0" w:firstRowFirstColumn="0" w:firstRowLastColumn="0" w:lastRowFirstColumn="0" w:lastRowLastColumn="0"/>
-            <w:tcW w:w="1104" w:type="dxa"/>
+            <w:tcW w:w="1701" w:type="dxa"/>
             <w:tcBorders>
               <w:top w:val="nil"/>
               <w:left w:val="nil"/>
@@ -2833,7 +2833,7 @@
         </w:tc>
         <w:tc>
           <w:tcPr>
-            <w:tcW w:w="3019" w:type="dxa"/>
+            <w:tcW w:w="2422" w:type="dxa"/>
             <w:tcBorders>
               <w:top w:val="nil"/>
               <w:left w:val="nil"/>
